--- a/插件详细手册/9.物体触发/物体设计-简易弹丸制作.docx
+++ b/插件详细手册/9.物体触发/物体设计-简易弹丸制作.docx
@@ -1,6 +1,6 @@
 
 <file path=word/document.xml><?xml version="1.0" encoding="utf-8"?>
-<w:document xmlns:wpc="http://schemas.microsoft.com/office/word/2010/wordprocessingCanvas" xmlns:cx="http://schemas.microsoft.com/office/drawing/2014/chartex" xmlns:cx1="http://schemas.microsoft.com/office/drawing/2015/9/8/chartex" xmlns:cx2="http://schemas.microsoft.com/office/drawing/2015/10/21/chartex" xmlns:cx3="http://schemas.microsoft.com/office/drawing/2016/5/9/chartex" xmlns:cx4="http://schemas.microsoft.com/office/drawing/2016/5/10/chartex" xmlns:cx5="http://schemas.microsoft.com/office/drawing/2016/5/11/chartex" xmlns:cx6="http://schemas.microsoft.com/office/drawing/2016/5/12/chartex" xmlns:cx7="http://schemas.microsoft.com/office/drawing/2016/5/13/chartex" xmlns:cx8="http://schemas.microsoft.com/office/drawing/2016/5/14/chartex" xmlns:mc="http://schemas.openxmlformats.org/markup-compatibility/2006" xmlns:aink="http://schemas.microsoft.com/office/drawing/2016/ink" xmlns:am3d="http://schemas.microsoft.com/office/drawing/2017/model3d" xmlns:o="urn:schemas-microsoft-com:office:office" xmlns:oel="http://schemas.microsoft.com/office/2019/extlst" xmlns:r="http://schemas.openxmlformats.org/officeDocument/2006/relationships" xmlns:m="http://schemas.openxmlformats.org/officeDocument/2006/math" xmlns:v="urn:schemas-microsoft-com:vml" xmlns:wp14="http://schemas.microsoft.com/office/word/2010/wordprocessingDrawing" xmlns:wp="http://schemas.openxmlformats.org/drawingml/2006/wordprocessingDrawing" xmlns:w10="urn:schemas-microsoft-com:office:word" xmlns:w="http://schemas.openxmlformats.org/wordprocessingml/2006/main" xmlns:w14="http://schemas.microsoft.com/office/word/2010/wordml" xmlns:w15="http://schemas.microsoft.com/office/word/2012/wordml" xmlns:w16cex="http://schemas.microsoft.com/office/word/2018/wordml/cex" xmlns:w16cid="http://schemas.microsoft.com/office/word/2016/wordml/cid" xmlns:w16="http://schemas.microsoft.com/office/word/2018/wordml" xmlns:w16du="http://schemas.microsoft.com/office/word/2023/wordml/word16du" xmlns:w16sdtdh="http://schemas.microsoft.com/office/word/2020/wordml/sdtdatahash" xmlns:w16se="http://schemas.microsoft.com/office/word/2015/wordml/symex" xmlns:wpg="http://schemas.microsoft.com/office/word/2010/wordprocessingGroup" xmlns:wpi="http://schemas.microsoft.com/office/word/2010/wordprocessingInk" xmlns:wne="http://schemas.microsoft.com/office/word/2006/wordml" xmlns:wps="http://schemas.microsoft.com/office/word/2010/wordprocessingShape" mc:Ignorable="w14 w15 w16se w16cid w16 w16cex w16sdtdh w16du wp14">
+<w:document xmlns:wpc="http://schemas.microsoft.com/office/word/2010/wordprocessingCanvas" xmlns:cx="http://schemas.microsoft.com/office/drawing/2014/chartex" xmlns:cx1="http://schemas.microsoft.com/office/drawing/2015/9/8/chartex" xmlns:cx2="http://schemas.microsoft.com/office/drawing/2015/10/21/chartex" xmlns:cx3="http://schemas.microsoft.com/office/drawing/2016/5/9/chartex" xmlns:cx4="http://schemas.microsoft.com/office/drawing/2016/5/10/chartex" xmlns:cx5="http://schemas.microsoft.com/office/drawing/2016/5/11/chartex" xmlns:cx6="http://schemas.microsoft.com/office/drawing/2016/5/12/chartex" xmlns:cx7="http://schemas.microsoft.com/office/drawing/2016/5/13/chartex" xmlns:cx8="http://schemas.microsoft.com/office/drawing/2016/5/14/chartex" xmlns:mc="http://schemas.openxmlformats.org/markup-compatibility/2006" xmlns:aink="http://schemas.microsoft.com/office/drawing/2016/ink" xmlns:am3d="http://schemas.microsoft.com/office/drawing/2017/model3d" xmlns:o="urn:schemas-microsoft-com:office:office" xmlns:oel="http://schemas.microsoft.com/office/2019/extlst" xmlns:r="http://schemas.openxmlformats.org/officeDocument/2006/relationships" xmlns:m="http://schemas.openxmlformats.org/officeDocument/2006/math" xmlns:v="urn:schemas-microsoft-com:vml" xmlns:wp14="http://schemas.microsoft.com/office/word/2010/wordprocessingDrawing" xmlns:wp="http://schemas.openxmlformats.org/drawingml/2006/wordprocessingDrawing" xmlns:w10="urn:schemas-microsoft-com:office:word" xmlns:w="http://schemas.openxmlformats.org/wordprocessingml/2006/main" xmlns:w14="http://schemas.microsoft.com/office/word/2010/wordml" xmlns:w15="http://schemas.microsoft.com/office/word/2012/wordml" xmlns:w16cex="http://schemas.microsoft.com/office/word/2018/wordml/cex" xmlns:w16cid="http://schemas.microsoft.com/office/word/2016/wordml/cid" xmlns:w16="http://schemas.microsoft.com/office/word/2018/wordml" xmlns:w16du="http://schemas.microsoft.com/office/word/2023/wordml/word16du" xmlns:w16sdtdh="http://schemas.microsoft.com/office/word/2020/wordml/sdtdatahash" xmlns:w16sdtfl="http://schemas.microsoft.com/office/word/2024/wordml/sdtformatlock" xmlns:w16se="http://schemas.microsoft.com/office/word/2015/wordml/symex" xmlns:wpg="http://schemas.microsoft.com/office/word/2010/wordprocessingGroup" xmlns:wpi="http://schemas.microsoft.com/office/word/2010/wordprocessingInk" xmlns:wne="http://schemas.microsoft.com/office/word/2006/wordml" xmlns:wps="http://schemas.microsoft.com/office/word/2010/wordprocessingShape" mc:Ignorable="w14 w15 w16se w16cid w16 w16cex w16sdtdh w16sdtfl w16du wp14">
   <w:body>
     <w:p>
       <w:pPr>
@@ -19,23 +19,24 @@
     <w:p>
       <w:pPr>
         <w:pStyle w:val="3"/>
-        <w:rPr>
-          <w:sz w:val="28"/>
-        </w:rPr>
-      </w:pPr>
-      <w:r>
         <w:rPr>
           <w:rFonts w:hint="eastAsia"/>
           <w:sz w:val="28"/>
         </w:rPr>
-        <w:t>基础</w:t>
-      </w:r>
+      </w:pPr>
       <w:r>
         <w:rPr>
           <w:rFonts w:hint="eastAsia"/>
           <w:sz w:val="28"/>
         </w:rPr>
-        <w:t>插件</w:t>
+        <w:t>基础</w:t>
+      </w:r>
+      <w:r>
+        <w:rPr>
+          <w:rFonts w:hint="eastAsia"/>
+          <w:sz w:val="28"/>
+        </w:rPr>
+        <w:t>要求</w:t>
       </w:r>
     </w:p>
     <w:p>
@@ -268,6 +269,545 @@
     </w:p>
     <w:p>
       <w:pPr>
+        <w:spacing w:after="200"/>
+        <w:rPr>
+          <w:rFonts w:hint="eastAsia"/>
+        </w:rPr>
+      </w:pPr>
+      <w:r>
+        <w:pict w14:anchorId="7041EC91">
+          <v:rect id="_x0000_i1025" style="width:0;height:1.5pt" o:hralign="center" o:hrstd="t" o:hr="t" fillcolor="#a0a0a0" stroked="f"/>
+        </w:pict>
+      </w:r>
+    </w:p>
+    <w:tbl>
+      <w:tblPr>
+        <w:tblStyle w:val="af"/>
+        <w:tblW w:w="0" w:type="auto"/>
+        <w:tblBorders>
+          <w:top w:val="none" w:sz="0" w:space="0" w:color="auto"/>
+          <w:left w:val="none" w:sz="0" w:space="0" w:color="auto"/>
+          <w:bottom w:val="none" w:sz="0" w:space="0" w:color="auto"/>
+          <w:right w:val="none" w:sz="0" w:space="0" w:color="auto"/>
+          <w:insideH w:val="none" w:sz="0" w:space="0" w:color="auto"/>
+          <w:insideV w:val="none" w:sz="0" w:space="0" w:color="auto"/>
+        </w:tblBorders>
+        <w:tblLook w:val="04A0" w:firstRow="1" w:lastRow="0" w:firstColumn="1" w:lastColumn="0" w:noHBand="0" w:noVBand="1"/>
+      </w:tblPr>
+      <w:tblGrid>
+        <w:gridCol w:w="5637"/>
+        <w:gridCol w:w="2885"/>
+      </w:tblGrid>
+      <w:tr>
+        <w:tc>
+          <w:tcPr>
+            <w:tcW w:w="5637" w:type="dxa"/>
+            <w:shd w:val="clear" w:color="auto" w:fill="auto"/>
+          </w:tcPr>
+          <w:p>
+            <w:pPr>
+              <w:snapToGrid w:val="0"/>
+              <w:rPr>
+                <w:rFonts w:ascii="Tahoma" w:eastAsia="微软雅黑" w:hAnsi="Tahoma"/>
+                <w:kern w:val="0"/>
+                <w:sz w:val="22"/>
+              </w:rPr>
+            </w:pPr>
+            <w:r>
+              <w:rPr>
+                <w:rFonts w:ascii="Tahoma" w:eastAsia="微软雅黑" w:hAnsi="Tahoma" w:hint="eastAsia"/>
+                <w:kern w:val="0"/>
+                <w:sz w:val="22"/>
+              </w:rPr>
+              <w:t>先尝试回答下面的问题：</w:t>
+            </w:r>
+          </w:p>
+          <w:p>
+            <w:pPr>
+              <w:snapToGrid w:val="0"/>
+              <w:ind w:firstLineChars="200" w:firstLine="440"/>
+              <w:rPr>
+                <w:rFonts w:ascii="Tahoma" w:eastAsia="微软雅黑" w:hAnsi="Tahoma"/>
+                <w:kern w:val="0"/>
+                <w:sz w:val="22"/>
+              </w:rPr>
+            </w:pPr>
+            <w:r>
+              <w:rPr>
+                <w:rFonts w:ascii="Tahoma" w:eastAsia="微软雅黑" w:hAnsi="Tahoma" w:hint="eastAsia"/>
+                <w:kern w:val="0"/>
+                <w:sz w:val="22"/>
+              </w:rPr>
+              <w:t>什么是触发？</w:t>
+            </w:r>
+          </w:p>
+          <w:p>
+            <w:pPr>
+              <w:snapToGrid w:val="0"/>
+              <w:ind w:firstLineChars="200" w:firstLine="440"/>
+              <w:rPr>
+                <w:rFonts w:ascii="Tahoma" w:eastAsia="微软雅黑" w:hAnsi="Tahoma"/>
+                <w:kern w:val="0"/>
+                <w:sz w:val="22"/>
+              </w:rPr>
+            </w:pPr>
+            <w:r>
+              <w:rPr>
+                <w:rFonts w:ascii="Tahoma" w:eastAsia="微软雅黑" w:hAnsi="Tahoma" w:hint="eastAsia"/>
+                <w:kern w:val="0"/>
+                <w:sz w:val="22"/>
+              </w:rPr>
+              <w:t>什么是开关触发？</w:t>
+            </w:r>
+          </w:p>
+          <w:p>
+            <w:pPr>
+              <w:snapToGrid w:val="0"/>
+              <w:ind w:firstLineChars="200" w:firstLine="440"/>
+              <w:rPr>
+                <w:rFonts w:ascii="Tahoma" w:eastAsia="微软雅黑" w:hAnsi="Tahoma"/>
+                <w:kern w:val="0"/>
+                <w:sz w:val="22"/>
+              </w:rPr>
+            </w:pPr>
+            <w:r>
+              <w:rPr>
+                <w:rFonts w:ascii="Tahoma" w:eastAsia="微软雅黑" w:hAnsi="Tahoma" w:hint="eastAsia"/>
+                <w:kern w:val="0"/>
+                <w:sz w:val="22"/>
+              </w:rPr>
+              <w:t>什么是触发的拆分与套娃？</w:t>
+            </w:r>
+          </w:p>
+          <w:p>
+            <w:pPr>
+              <w:snapToGrid w:val="0"/>
+              <w:ind w:firstLineChars="200" w:firstLine="440"/>
+              <w:rPr>
+                <w:rFonts w:ascii="Tahoma" w:eastAsia="微软雅黑" w:hAnsi="Tahoma"/>
+                <w:kern w:val="0"/>
+                <w:sz w:val="22"/>
+              </w:rPr>
+            </w:pPr>
+            <w:r>
+              <w:rPr>
+                <w:rFonts w:ascii="Tahoma" w:eastAsia="微软雅黑" w:hAnsi="Tahoma" w:hint="eastAsia"/>
+                <w:kern w:val="0"/>
+                <w:sz w:val="22"/>
+              </w:rPr>
+              <w:t>为什么设计开关要用到独立开关</w:t>
+            </w:r>
+            <w:r>
+              <w:rPr>
+                <w:rFonts w:ascii="Tahoma" w:eastAsia="微软雅黑" w:hAnsi="Tahoma" w:hint="eastAsia"/>
+                <w:kern w:val="0"/>
+                <w:sz w:val="22"/>
+              </w:rPr>
+              <w:t>A</w:t>
+            </w:r>
+            <w:r>
+              <w:rPr>
+                <w:rFonts w:ascii="Tahoma" w:eastAsia="微软雅黑" w:hAnsi="Tahoma" w:hint="eastAsia"/>
+                <w:kern w:val="0"/>
+                <w:sz w:val="22"/>
+              </w:rPr>
+              <w:t>、</w:t>
+            </w:r>
+            <w:r>
+              <w:rPr>
+                <w:rFonts w:ascii="Tahoma" w:eastAsia="微软雅黑" w:hAnsi="Tahoma" w:hint="eastAsia"/>
+                <w:kern w:val="0"/>
+                <w:sz w:val="22"/>
+              </w:rPr>
+              <w:t>B</w:t>
+            </w:r>
+            <w:r>
+              <w:rPr>
+                <w:rFonts w:ascii="Tahoma" w:eastAsia="微软雅黑" w:hAnsi="Tahoma" w:hint="eastAsia"/>
+                <w:kern w:val="0"/>
+                <w:sz w:val="22"/>
+              </w:rPr>
+              <w:t>乃至更多？</w:t>
+            </w:r>
+          </w:p>
+          <w:p>
+            <w:pPr>
+              <w:snapToGrid w:val="0"/>
+              <w:ind w:firstLineChars="200" w:firstLine="440"/>
+              <w:rPr>
+                <w:rFonts w:ascii="Tahoma" w:eastAsia="微软雅黑" w:hAnsi="Tahoma"/>
+                <w:kern w:val="0"/>
+                <w:sz w:val="22"/>
+              </w:rPr>
+            </w:pPr>
+            <w:r>
+              <w:rPr>
+                <w:rFonts w:ascii="Tahoma" w:eastAsia="微软雅黑" w:hAnsi="Tahoma" w:hint="eastAsia"/>
+                <w:kern w:val="0"/>
+                <w:sz w:val="22"/>
+              </w:rPr>
+              <w:t>什么是持续触发和单次触发？</w:t>
+            </w:r>
+          </w:p>
+          <w:p>
+            <w:pPr>
+              <w:snapToGrid w:val="0"/>
+              <w:ind w:firstLineChars="200" w:firstLine="440"/>
+              <w:rPr>
+                <w:rFonts w:ascii="Tahoma" w:eastAsia="微软雅黑" w:hAnsi="Tahoma"/>
+                <w:kern w:val="0"/>
+                <w:sz w:val="22"/>
+              </w:rPr>
+            </w:pPr>
+            <w:r>
+              <w:rPr>
+                <w:rFonts w:ascii="Tahoma" w:eastAsia="微软雅黑" w:hAnsi="Tahoma" w:hint="eastAsia"/>
+                <w:kern w:val="0"/>
+                <w:sz w:val="22"/>
+              </w:rPr>
+              <w:t>事件的串行、并行如何设置？</w:t>
+            </w:r>
+          </w:p>
+        </w:tc>
+        <w:tc>
+          <w:tcPr>
+            <w:tcW w:w="2885" w:type="dxa"/>
+            <w:shd w:val="clear" w:color="auto" w:fill="auto"/>
+          </w:tcPr>
+          <w:p>
+            <w:pPr>
+              <w:snapToGrid w:val="0"/>
+              <w:jc w:val="center"/>
+              <w:rPr>
+                <w:rFonts w:ascii="Tahoma" w:eastAsia="微软雅黑" w:hAnsi="Tahoma"/>
+                <w:kern w:val="0"/>
+                <w:sz w:val="22"/>
+              </w:rPr>
+            </w:pPr>
+            <w:r>
+              <w:rPr>
+                <w:noProof/>
+              </w:rPr>
+              <w:drawing>
+                <wp:inline distT="0" distB="0" distL="0" distR="0" wp14:anchorId="31AB9216" wp14:editId="7776EF8A">
+                  <wp:extent cx="1314450" cy="685800"/>
+                  <wp:effectExtent l="0" t="0" r="0" b="0"/>
+                  <wp:docPr id="835633074" name="图片 1"/>
+                  <wp:cNvGraphicFramePr>
+                    <a:graphicFrameLocks xmlns:a="http://schemas.openxmlformats.org/drawingml/2006/main" noChangeAspect="1"/>
+                  </wp:cNvGraphicFramePr>
+                  <a:graphic xmlns:a="http://schemas.openxmlformats.org/drawingml/2006/main">
+                    <a:graphicData uri="http://schemas.openxmlformats.org/drawingml/2006/picture">
+                      <pic:pic xmlns:pic="http://schemas.openxmlformats.org/drawingml/2006/picture">
+                        <pic:nvPicPr>
+                          <pic:cNvPr id="0" name="Picture 2"/>
+                          <pic:cNvPicPr>
+                            <a:picLocks noChangeAspect="1" noChangeArrowheads="1"/>
+                          </pic:cNvPicPr>
+                        </pic:nvPicPr>
+                        <pic:blipFill>
+                          <a:blip r:embed="rId10">
+                            <a:extLst>
+                              <a:ext uri="{28A0092B-C50C-407E-A947-70E740481C1C}">
+                                <a14:useLocalDpi xmlns:a14="http://schemas.microsoft.com/office/drawing/2010/main" val="0"/>
+                              </a:ext>
+                            </a:extLst>
+                          </a:blip>
+                          <a:srcRect/>
+                          <a:stretch>
+                            <a:fillRect/>
+                          </a:stretch>
+                        </pic:blipFill>
+                        <pic:spPr bwMode="auto">
+                          <a:xfrm>
+                            <a:off x="0" y="0"/>
+                            <a:ext cx="1314450" cy="685800"/>
+                          </a:xfrm>
+                          <a:prstGeom prst="rect">
+                            <a:avLst/>
+                          </a:prstGeom>
+                          <a:noFill/>
+                          <a:ln>
+                            <a:noFill/>
+                          </a:ln>
+                        </pic:spPr>
+                      </pic:pic>
+                    </a:graphicData>
+                  </a:graphic>
+                </wp:inline>
+              </w:drawing>
+            </w:r>
+          </w:p>
+          <w:p>
+            <w:pPr>
+              <w:snapToGrid w:val="0"/>
+              <w:jc w:val="center"/>
+              <w:rPr>
+                <w:rFonts w:ascii="Tahoma" w:eastAsia="微软雅黑" w:hAnsi="Tahoma"/>
+                <w:kern w:val="0"/>
+                <w:sz w:val="22"/>
+              </w:rPr>
+            </w:pPr>
+            <w:r>
+              <w:rPr>
+                <w:rFonts w:ascii="Tahoma" w:eastAsia="微软雅黑" w:hAnsi="Tahoma" w:hint="eastAsia"/>
+                <w:kern w:val="0"/>
+                <w:sz w:val="22"/>
+              </w:rPr>
+              <w:t>需要先了解基础知识哦！</w:t>
+            </w:r>
+          </w:p>
+        </w:tc>
+      </w:tr>
+    </w:tbl>
+    <w:p>
+      <w:pPr>
+        <w:snapToGrid w:val="0"/>
+        <w:spacing w:before="200"/>
+        <w:rPr>
+          <w:rFonts w:ascii="Tahoma" w:eastAsia="微软雅黑" w:hAnsi="Tahoma"/>
+          <w:kern w:val="0"/>
+          <w:sz w:val="22"/>
+        </w:rPr>
+      </w:pPr>
+      <w:r>
+        <w:rPr>
+          <w:rFonts w:ascii="Tahoma" w:eastAsia="微软雅黑" w:hAnsi="Tahoma" w:hint="eastAsia"/>
+          <w:kern w:val="0"/>
+          <w:sz w:val="22"/>
+        </w:rPr>
+        <w:t>如果你对上述问题有疑问，那么说明你还不了解</w:t>
+      </w:r>
+      <w:r>
+        <w:rPr>
+          <w:rFonts w:ascii="Tahoma" w:eastAsia="微软雅黑" w:hAnsi="Tahoma" w:hint="eastAsia"/>
+          <w:kern w:val="0"/>
+          <w:sz w:val="22"/>
+        </w:rPr>
+        <w:t xml:space="preserve"> </w:t>
+      </w:r>
+      <w:r>
+        <w:rPr>
+          <w:rFonts w:ascii="Tahoma" w:eastAsia="微软雅黑" w:hAnsi="Tahoma" w:hint="eastAsia"/>
+          <w:kern w:val="0"/>
+          <w:sz w:val="22"/>
+        </w:rPr>
+        <w:t>触发的本质。</w:t>
+      </w:r>
+    </w:p>
+    <w:p>
+      <w:pPr>
+        <w:snapToGrid w:val="0"/>
+        <w:rPr>
+          <w:rFonts w:ascii="Tahoma" w:eastAsia="微软雅黑" w:hAnsi="Tahoma"/>
+          <w:kern w:val="0"/>
+          <w:sz w:val="22"/>
+        </w:rPr>
+      </w:pPr>
+      <w:r>
+        <w:rPr>
+          <w:rFonts w:ascii="Tahoma" w:eastAsia="微软雅黑" w:hAnsi="Tahoma" w:hint="eastAsia"/>
+          <w:kern w:val="0"/>
+          <w:sz w:val="22"/>
+        </w:rPr>
+        <w:t>需要去看看：</w:t>
+      </w:r>
+      <w:r>
+        <w:rPr>
+          <w:rFonts w:ascii="Tahoma" w:eastAsia="微软雅黑" w:hAnsi="Tahoma"/>
+          <w:kern w:val="0"/>
+          <w:sz w:val="22"/>
+        </w:rPr>
+        <w:t>”</w:t>
+      </w:r>
+      <w:r>
+        <w:rPr>
+          <w:rFonts w:ascii="Tahoma" w:eastAsia="微软雅黑" w:hAnsi="Tahoma"/>
+          <w:color w:val="0070C0"/>
+          <w:kern w:val="0"/>
+          <w:sz w:val="22"/>
+        </w:rPr>
+        <w:t>8.</w:t>
+      </w:r>
+      <w:r>
+        <w:rPr>
+          <w:rFonts w:ascii="Tahoma" w:eastAsia="微软雅黑" w:hAnsi="Tahoma" w:hint="eastAsia"/>
+          <w:color w:val="0070C0"/>
+          <w:kern w:val="0"/>
+          <w:sz w:val="22"/>
+        </w:rPr>
+        <w:t>物体</w:t>
+      </w:r>
+      <w:r>
+        <w:rPr>
+          <w:rFonts w:ascii="Tahoma" w:eastAsia="微软雅黑" w:hAnsi="Tahoma"/>
+          <w:color w:val="0070C0"/>
+          <w:kern w:val="0"/>
+          <w:sz w:val="22"/>
+        </w:rPr>
+        <w:t xml:space="preserve"> &gt; </w:t>
+      </w:r>
+      <w:r>
+        <w:rPr>
+          <w:rFonts w:ascii="Tahoma" w:eastAsia="微软雅黑" w:hAnsi="Tahoma" w:hint="eastAsia"/>
+          <w:color w:val="0070C0"/>
+          <w:kern w:val="0"/>
+          <w:sz w:val="22"/>
+        </w:rPr>
+        <w:t>触发的本质</w:t>
+      </w:r>
+      <w:r>
+        <w:rPr>
+          <w:rFonts w:ascii="Tahoma" w:eastAsia="微软雅黑" w:hAnsi="Tahoma"/>
+          <w:color w:val="0070C0"/>
+          <w:kern w:val="0"/>
+          <w:sz w:val="22"/>
+        </w:rPr>
+        <w:t>.docx</w:t>
+      </w:r>
+      <w:proofErr w:type="gramStart"/>
+      <w:r>
+        <w:rPr>
+          <w:rFonts w:ascii="Tahoma" w:eastAsia="微软雅黑" w:hAnsi="Tahoma"/>
+          <w:kern w:val="0"/>
+          <w:sz w:val="22"/>
+        </w:rPr>
+        <w:t>”</w:t>
+      </w:r>
+      <w:proofErr w:type="gramEnd"/>
+      <w:r>
+        <w:rPr>
+          <w:rFonts w:ascii="Tahoma" w:eastAsia="微软雅黑" w:hAnsi="Tahoma" w:hint="eastAsia"/>
+          <w:kern w:val="0"/>
+          <w:sz w:val="22"/>
+        </w:rPr>
+        <w:t>。</w:t>
+      </w:r>
+    </w:p>
+    <w:p>
+      <w:pPr>
+        <w:snapToGrid w:val="0"/>
+        <w:rPr>
+          <w:rFonts w:ascii="Tahoma" w:eastAsia="微软雅黑" w:hAnsi="Tahoma"/>
+          <w:kern w:val="0"/>
+          <w:sz w:val="22"/>
+        </w:rPr>
+      </w:pPr>
+      <w:r>
+        <w:rPr>
+          <w:rFonts w:ascii="Tahoma" w:eastAsia="微软雅黑" w:hAnsi="Tahoma" w:hint="eastAsia"/>
+          <w:kern w:val="0"/>
+          <w:sz w:val="22"/>
+        </w:rPr>
+        <w:t>也可以去看看示例中</w:t>
+      </w:r>
+      <w:r>
+        <w:rPr>
+          <w:rFonts w:ascii="Tahoma" w:eastAsia="微软雅黑" w:hAnsi="Tahoma" w:hint="eastAsia"/>
+          <w:kern w:val="0"/>
+          <w:sz w:val="22"/>
+        </w:rPr>
+        <w:t xml:space="preserve"> </w:t>
+      </w:r>
+      <w:r>
+        <w:rPr>
+          <w:rFonts w:ascii="Tahoma" w:eastAsia="微软雅黑" w:hAnsi="Tahoma" w:hint="eastAsia"/>
+          <w:color w:val="00B050"/>
+          <w:kern w:val="0"/>
+          <w:sz w:val="22"/>
+        </w:rPr>
+        <w:t>机关管理层</w:t>
+      </w:r>
+      <w:r>
+        <w:rPr>
+          <w:rFonts w:ascii="Tahoma" w:eastAsia="微软雅黑" w:hAnsi="Tahoma" w:hint="eastAsia"/>
+          <w:kern w:val="0"/>
+          <w:sz w:val="22"/>
+        </w:rPr>
+        <w:t xml:space="preserve"> </w:t>
+      </w:r>
+      <w:r>
+        <w:rPr>
+          <w:rFonts w:ascii="Tahoma" w:eastAsia="微软雅黑" w:hAnsi="Tahoma" w:hint="eastAsia"/>
+          <w:kern w:val="0"/>
+          <w:sz w:val="22"/>
+        </w:rPr>
+        <w:t>的</w:t>
+      </w:r>
+      <w:r>
+        <w:rPr>
+          <w:rFonts w:ascii="Tahoma" w:eastAsia="微软雅黑" w:hAnsi="Tahoma" w:hint="eastAsia"/>
+          <w:kern w:val="0"/>
+          <w:sz w:val="22"/>
+        </w:rPr>
+        <w:t xml:space="preserve"> </w:t>
+      </w:r>
+      <w:r>
+        <w:rPr>
+          <w:rFonts w:ascii="Tahoma" w:eastAsia="微软雅黑" w:hAnsi="Tahoma" w:hint="eastAsia"/>
+          <w:kern w:val="0"/>
+          <w:sz w:val="22"/>
+        </w:rPr>
+        <w:t>触发的本质</w:t>
+      </w:r>
+      <w:r>
+        <w:rPr>
+          <w:rFonts w:ascii="Tahoma" w:eastAsia="微软雅黑" w:hAnsi="Tahoma" w:hint="eastAsia"/>
+          <w:kern w:val="0"/>
+          <w:sz w:val="22"/>
+        </w:rPr>
+        <w:t xml:space="preserve"> </w:t>
+      </w:r>
+      <w:r>
+        <w:rPr>
+          <w:rFonts w:ascii="Tahoma" w:eastAsia="微软雅黑" w:hAnsi="Tahoma" w:hint="eastAsia"/>
+          <w:kern w:val="0"/>
+          <w:sz w:val="22"/>
+        </w:rPr>
+        <w:t>介绍。</w:t>
+      </w:r>
+    </w:p>
+    <w:p>
+      <w:pPr>
+        <w:rPr>
+          <w:rFonts w:hint="eastAsia"/>
+        </w:rPr>
+      </w:pPr>
+    </w:p>
+    <w:p>
+      <w:pPr>
+        <w:widowControl/>
+        <w:jc w:val="left"/>
+        <w:rPr>
+          <w:rFonts w:hint="eastAsia"/>
+        </w:rPr>
+      </w:pPr>
+      <w:r>
+        <w:rPr>
+          <w:rFonts w:hint="eastAsia"/>
+        </w:rPr>
+        <w:br w:type="page"/>
+      </w:r>
+    </w:p>
+    <w:p>
+      <w:pPr>
+        <w:pStyle w:val="3"/>
+        <w:rPr>
+          <w:rFonts w:hint="eastAsia"/>
+          <w:sz w:val="28"/>
+        </w:rPr>
+      </w:pPr>
+      <w:r>
+        <w:rPr>
+          <w:rFonts w:hint="eastAsia"/>
+          <w:sz w:val="28"/>
+        </w:rPr>
+        <w:lastRenderedPageBreak/>
+        <w:t>基础插件</w:t>
+      </w:r>
+    </w:p>
+    <w:p>
+      <w:pPr>
         <w:widowControl/>
         <w:adjustRightInd w:val="0"/>
         <w:snapToGrid w:val="0"/>
@@ -343,7 +883,7 @@
                     </pic:cNvPicPr>
                   </pic:nvPicPr>
                   <pic:blipFill>
-                    <a:blip r:embed="rId10">
+                    <a:blip r:embed="rId11">
                       <a:extLst>
                         <a:ext uri="{28A0092B-C50C-407E-A947-70E740481C1C}">
                           <a14:useLocalDpi xmlns:a14="http://schemas.microsoft.com/office/drawing/2010/main" val="0"/>
@@ -781,7 +1321,7 @@
                     </pic:cNvPicPr>
                   </pic:nvPicPr>
                   <pic:blipFill>
-                    <a:blip r:embed="rId11">
+                    <a:blip r:embed="rId12">
                       <a:extLst>
                         <a:ext uri="{28A0092B-C50C-407E-A947-70E740481C1C}">
                           <a14:useLocalDpi xmlns:a14="http://schemas.microsoft.com/office/drawing/2010/main" val="0"/>
@@ -958,7 +1498,7 @@
                     </pic:cNvPicPr>
                   </pic:nvPicPr>
                   <pic:blipFill>
-                    <a:blip r:embed="rId12">
+                    <a:blip r:embed="rId13">
                       <a:extLst>
                         <a:ext uri="{28A0092B-C50C-407E-A947-70E740481C1C}">
                           <a14:useLocalDpi xmlns:a14="http://schemas.microsoft.com/office/drawing/2010/main" val="0"/>
@@ -1293,7 +1833,7 @@
                     </pic:cNvPicPr>
                   </pic:nvPicPr>
                   <pic:blipFill>
-                    <a:blip r:embed="rId13">
+                    <a:blip r:embed="rId14">
                       <a:extLst>
                         <a:ext uri="{28A0092B-C50C-407E-A947-70E740481C1C}">
                           <a14:useLocalDpi xmlns:a14="http://schemas.microsoft.com/office/drawing/2010/main" val="0"/>
@@ -1364,7 +1904,7 @@
                     </pic:cNvPicPr>
                   </pic:nvPicPr>
                   <pic:blipFill>
-                    <a:blip r:embed="rId14">
+                    <a:blip r:embed="rId15">
                       <a:extLst>
                         <a:ext uri="{28A0092B-C50C-407E-A947-70E740481C1C}">
                           <a14:useLocalDpi xmlns:a14="http://schemas.microsoft.com/office/drawing/2010/main" val="0"/>
@@ -2820,7 +3360,7 @@
                     <pic:cNvPicPr/>
                   </pic:nvPicPr>
                   <pic:blipFill>
-                    <a:blip r:embed="rId15"/>
+                    <a:blip r:embed="rId16"/>
                     <a:stretch>
                       <a:fillRect/>
                     </a:stretch>
@@ -2987,7 +3527,7 @@
                     </pic:cNvPicPr>
                   </pic:nvPicPr>
                   <pic:blipFill>
-                    <a:blip r:embed="rId16">
+                    <a:blip r:embed="rId17">
                       <a:extLst>
                         <a:ext uri="{28A0092B-C50C-407E-A947-70E740481C1C}">
                           <a14:useLocalDpi xmlns:a14="http://schemas.microsoft.com/office/drawing/2010/main" val="0"/>
@@ -3121,7 +3661,7 @@
                     </pic:cNvPicPr>
                   </pic:nvPicPr>
                   <pic:blipFill>
-                    <a:blip r:embed="rId17">
+                    <a:blip r:embed="rId18">
                       <a:extLst>
                         <a:ext uri="{28A0092B-C50C-407E-A947-70E740481C1C}">
                           <a14:useLocalDpi xmlns:a14="http://schemas.microsoft.com/office/drawing/2010/main" val="0"/>
@@ -3358,7 +3898,7 @@
                     </pic:cNvPicPr>
                   </pic:nvPicPr>
                   <pic:blipFill>
-                    <a:blip r:embed="rId18">
+                    <a:blip r:embed="rId19">
                       <a:extLst>
                         <a:ext uri="{28A0092B-C50C-407E-A947-70E740481C1C}">
                           <a14:useLocalDpi xmlns:a14="http://schemas.microsoft.com/office/drawing/2010/main" val="0"/>
@@ -3472,7 +4012,7 @@
                     </pic:cNvPicPr>
                   </pic:nvPicPr>
                   <pic:blipFill>
-                    <a:blip r:embed="rId19">
+                    <a:blip r:embed="rId20">
                       <a:extLst>
                         <a:ext uri="{28A0092B-C50C-407E-A947-70E740481C1C}">
                           <a14:useLocalDpi xmlns:a14="http://schemas.microsoft.com/office/drawing/2010/main" val="0"/>
@@ -3541,7 +4081,7 @@
                     </pic:cNvPicPr>
                   </pic:nvPicPr>
                   <pic:blipFill>
-                    <a:blip r:embed="rId20">
+                    <a:blip r:embed="rId21">
                       <a:extLst>
                         <a:ext uri="{28A0092B-C50C-407E-A947-70E740481C1C}">
                           <a14:useLocalDpi xmlns:a14="http://schemas.microsoft.com/office/drawing/2010/main" val="0"/>
@@ -3957,7 +4497,7 @@
                     </pic:cNvPicPr>
                   </pic:nvPicPr>
                   <pic:blipFill>
-                    <a:blip r:embed="rId21">
+                    <a:blip r:embed="rId22">
                       <a:extLst>
                         <a:ext uri="{28A0092B-C50C-407E-A947-70E740481C1C}">
                           <a14:useLocalDpi xmlns:a14="http://schemas.microsoft.com/office/drawing/2010/main" val="0"/>
@@ -4063,7 +4603,7 @@
                     </pic:cNvPicPr>
                   </pic:nvPicPr>
                   <pic:blipFill>
-                    <a:blip r:embed="rId22">
+                    <a:blip r:embed="rId23">
                       <a:extLst>
                         <a:ext uri="{28A0092B-C50C-407E-A947-70E740481C1C}">
                           <a14:useLocalDpi xmlns:a14="http://schemas.microsoft.com/office/drawing/2010/main" val="0"/>
@@ -4133,7 +4673,7 @@
                     </pic:cNvPicPr>
                   </pic:nvPicPr>
                   <pic:blipFill>
-                    <a:blip r:embed="rId23">
+                    <a:blip r:embed="rId24">
                       <a:extLst>
                         <a:ext uri="{28A0092B-C50C-407E-A947-70E740481C1C}">
                           <a14:useLocalDpi xmlns:a14="http://schemas.microsoft.com/office/drawing/2010/main" val="0"/>
@@ -4285,7 +4825,7 @@
                     </pic:cNvPicPr>
                   </pic:nvPicPr>
                   <pic:blipFill>
-                    <a:blip r:embed="rId24">
+                    <a:blip r:embed="rId25">
                       <a:extLst>
                         <a:ext uri="{28A0092B-C50C-407E-A947-70E740481C1C}">
                           <a14:useLocalDpi xmlns:a14="http://schemas.microsoft.com/office/drawing/2010/main" val="0"/>
@@ -4373,7 +4913,7 @@
                     </pic:cNvPicPr>
                   </pic:nvPicPr>
                   <pic:blipFill>
-                    <a:blip r:embed="rId25">
+                    <a:blip r:embed="rId26">
                       <a:extLst>
                         <a:ext uri="{28A0092B-C50C-407E-A947-70E740481C1C}">
                           <a14:useLocalDpi xmlns:a14="http://schemas.microsoft.com/office/drawing/2010/main" val="0"/>
@@ -4858,7 +5398,7 @@
                     </pic:cNvPicPr>
                   </pic:nvPicPr>
                   <pic:blipFill>
-                    <a:blip r:embed="rId26">
+                    <a:blip r:embed="rId27">
                       <a:extLst>
                         <a:ext uri="{28A0092B-C50C-407E-A947-70E740481C1C}">
                           <a14:useLocalDpi xmlns:a14="http://schemas.microsoft.com/office/drawing/2010/main" val="0"/>
@@ -4948,7 +5488,7 @@
                     </pic:cNvPicPr>
                   </pic:nvPicPr>
                   <pic:blipFill>
-                    <a:blip r:embed="rId27">
+                    <a:blip r:embed="rId28">
                       <a:extLst>
                         <a:ext uri="{28A0092B-C50C-407E-A947-70E740481C1C}">
                           <a14:useLocalDpi xmlns:a14="http://schemas.microsoft.com/office/drawing/2010/main" val="0"/>
@@ -5018,7 +5558,7 @@
                     </pic:cNvPicPr>
                   </pic:nvPicPr>
                   <pic:blipFill>
-                    <a:blip r:embed="rId28">
+                    <a:blip r:embed="rId29">
                       <a:extLst>
                         <a:ext uri="{28A0092B-C50C-407E-A947-70E740481C1C}">
                           <a14:useLocalDpi xmlns:a14="http://schemas.microsoft.com/office/drawing/2010/main" val="0"/>
@@ -5353,7 +5893,7 @@
                     </pic:cNvPicPr>
                   </pic:nvPicPr>
                   <pic:blipFill>
-                    <a:blip r:embed="rId29">
+                    <a:blip r:embed="rId30">
                       <a:extLst>
                         <a:ext uri="{28A0092B-C50C-407E-A947-70E740481C1C}">
                           <a14:useLocalDpi xmlns:a14="http://schemas.microsoft.com/office/drawing/2010/main" val="0"/>
@@ -5577,7 +6117,7 @@
                     </pic:cNvPicPr>
                   </pic:nvPicPr>
                   <pic:blipFill>
-                    <a:blip r:embed="rId30">
+                    <a:blip r:embed="rId31">
                       <a:extLst>
                         <a:ext uri="{28A0092B-C50C-407E-A947-70E740481C1C}">
                           <a14:useLocalDpi xmlns:a14="http://schemas.microsoft.com/office/drawing/2010/main" val="0"/>
@@ -5712,7 +6252,7 @@
                     </pic:cNvPicPr>
                   </pic:nvPicPr>
                   <pic:blipFill>
-                    <a:blip r:embed="rId31">
+                    <a:blip r:embed="rId32">
                       <a:extLst>
                         <a:ext uri="{28A0092B-C50C-407E-A947-70E740481C1C}">
                           <a14:useLocalDpi xmlns:a14="http://schemas.microsoft.com/office/drawing/2010/main" val="0"/>
@@ -5865,7 +6405,7 @@
                           </pic:cNvPicPr>
                         </pic:nvPicPr>
                         <pic:blipFill>
-                          <a:blip r:embed="rId32">
+                          <a:blip r:embed="rId33">
                             <a:extLst>
                               <a:ext uri="{28A0092B-C50C-407E-A947-70E740481C1C}">
                                 <a14:useLocalDpi xmlns:a14="http://schemas.microsoft.com/office/drawing/2010/main" val="0"/>
@@ -6106,7 +6646,7 @@
                     </pic:cNvPicPr>
                   </pic:nvPicPr>
                   <pic:blipFill>
-                    <a:blip r:embed="rId33">
+                    <a:blip r:embed="rId34">
                       <a:extLst>
                         <a:ext uri="{28A0092B-C50C-407E-A947-70E740481C1C}">
                           <a14:useLocalDpi xmlns:a14="http://schemas.microsoft.com/office/drawing/2010/main" val="0"/>
@@ -6172,7 +6712,7 @@
                     </pic:cNvPicPr>
                   </pic:nvPicPr>
                   <pic:blipFill>
-                    <a:blip r:embed="rId34">
+                    <a:blip r:embed="rId35">
                       <a:extLst>
                         <a:ext uri="{28A0092B-C50C-407E-A947-70E740481C1C}">
                           <a14:useLocalDpi xmlns:a14="http://schemas.microsoft.com/office/drawing/2010/main" val="0"/>
@@ -6241,7 +6781,7 @@
                     </pic:cNvPicPr>
                   </pic:nvPicPr>
                   <pic:blipFill>
-                    <a:blip r:embed="rId35">
+                    <a:blip r:embed="rId36">
                       <a:extLst>
                         <a:ext uri="{28A0092B-C50C-407E-A947-70E740481C1C}">
                           <a14:useLocalDpi xmlns:a14="http://schemas.microsoft.com/office/drawing/2010/main" val="0"/>
@@ -6337,7 +6877,7 @@
                     </pic:cNvPicPr>
                   </pic:nvPicPr>
                   <pic:blipFill>
-                    <a:blip r:embed="rId36">
+                    <a:blip r:embed="rId37">
                       <a:extLst>
                         <a:ext uri="{28A0092B-C50C-407E-A947-70E740481C1C}">
                           <a14:useLocalDpi xmlns:a14="http://schemas.microsoft.com/office/drawing/2010/main" val="0"/>
@@ -6608,7 +7148,7 @@
                     </pic:cNvPicPr>
                   </pic:nvPicPr>
                   <pic:blipFill>
-                    <a:blip r:embed="rId37">
+                    <a:blip r:embed="rId38">
                       <a:extLst>
                         <a:ext uri="{28A0092B-C50C-407E-A947-70E740481C1C}">
                           <a14:useLocalDpi xmlns:a14="http://schemas.microsoft.com/office/drawing/2010/main" val="0"/>
@@ -6788,7 +7328,7 @@
                     </pic:cNvPicPr>
                   </pic:nvPicPr>
                   <pic:blipFill>
-                    <a:blip r:embed="rId38">
+                    <a:blip r:embed="rId39">
                       <a:extLst>
                         <a:ext uri="{28A0092B-C50C-407E-A947-70E740481C1C}">
                           <a14:useLocalDpi xmlns:a14="http://schemas.microsoft.com/office/drawing/2010/main" val="0"/>
@@ -6891,7 +7431,7 @@
                     </pic:cNvPicPr>
                   </pic:nvPicPr>
                   <pic:blipFill>
-                    <a:blip r:embed="rId39">
+                    <a:blip r:embed="rId40">
                       <a:extLst>
                         <a:ext uri="{28A0092B-C50C-407E-A947-70E740481C1C}">
                           <a14:useLocalDpi xmlns:a14="http://schemas.microsoft.com/office/drawing/2010/main" val="0"/>
@@ -6957,7 +7497,7 @@
                     </pic:cNvPicPr>
                   </pic:nvPicPr>
                   <pic:blipFill>
-                    <a:blip r:embed="rId40">
+                    <a:blip r:embed="rId41">
                       <a:extLst>
                         <a:ext uri="{28A0092B-C50C-407E-A947-70E740481C1C}">
                           <a14:useLocalDpi xmlns:a14="http://schemas.microsoft.com/office/drawing/2010/main" val="0"/>
@@ -7071,7 +7611,7 @@
                     </pic:cNvPicPr>
                   </pic:nvPicPr>
                   <pic:blipFill>
-                    <a:blip r:embed="rId41">
+                    <a:blip r:embed="rId42">
                       <a:extLst>
                         <a:ext uri="{28A0092B-C50C-407E-A947-70E740481C1C}">
                           <a14:useLocalDpi xmlns:a14="http://schemas.microsoft.com/office/drawing/2010/main" val="0"/>
@@ -7190,7 +7730,7 @@
                     </pic:cNvPicPr>
                   </pic:nvPicPr>
                   <pic:blipFill>
-                    <a:blip r:embed="rId42">
+                    <a:blip r:embed="rId43">
                       <a:extLst>
                         <a:ext uri="{28A0092B-C50C-407E-A947-70E740481C1C}">
                           <a14:useLocalDpi xmlns:a14="http://schemas.microsoft.com/office/drawing/2010/main" val="0"/>
@@ -7586,7 +8126,7 @@
                     </pic:cNvPicPr>
                   </pic:nvPicPr>
                   <pic:blipFill>
-                    <a:blip r:embed="rId43">
+                    <a:blip r:embed="rId44">
                       <a:extLst>
                         <a:ext uri="{28A0092B-C50C-407E-A947-70E740481C1C}">
                           <a14:useLocalDpi xmlns:a14="http://schemas.microsoft.com/office/drawing/2010/main" val="0"/>
@@ -7866,7 +8406,7 @@
                     </pic:cNvPicPr>
                   </pic:nvPicPr>
                   <pic:blipFill>
-                    <a:blip r:embed="rId44">
+                    <a:blip r:embed="rId45">
                       <a:extLst>
                         <a:ext uri="{28A0092B-C50C-407E-A947-70E740481C1C}">
                           <a14:useLocalDpi xmlns:a14="http://schemas.microsoft.com/office/drawing/2010/main" val="0"/>
@@ -7971,7 +8511,7 @@
                     </pic:cNvPicPr>
                   </pic:nvPicPr>
                   <pic:blipFill>
-                    <a:blip r:embed="rId45">
+                    <a:blip r:embed="rId46">
                       <a:extLst>
                         <a:ext uri="{28A0092B-C50C-407E-A947-70E740481C1C}">
                           <a14:useLocalDpi xmlns:a14="http://schemas.microsoft.com/office/drawing/2010/main" val="0"/>
@@ -8041,7 +8581,7 @@
                     </pic:cNvPicPr>
                   </pic:nvPicPr>
                   <pic:blipFill>
-                    <a:blip r:embed="rId46">
+                    <a:blip r:embed="rId47">
                       <a:extLst>
                         <a:ext uri="{28A0092B-C50C-407E-A947-70E740481C1C}">
                           <a14:useLocalDpi xmlns:a14="http://schemas.microsoft.com/office/drawing/2010/main" val="0"/>
@@ -8178,7 +8718,7 @@
                     </pic:cNvPicPr>
                   </pic:nvPicPr>
                   <pic:blipFill>
-                    <a:blip r:embed="rId47">
+                    <a:blip r:embed="rId48">
                       <a:extLst>
                         <a:ext uri="{28A0092B-C50C-407E-A947-70E740481C1C}">
                           <a14:useLocalDpi xmlns:a14="http://schemas.microsoft.com/office/drawing/2010/main" val="0"/>
@@ -8307,7 +8847,7 @@
                     </pic:cNvPicPr>
                   </pic:nvPicPr>
                   <pic:blipFill>
-                    <a:blip r:embed="rId48">
+                    <a:blip r:embed="rId49">
                       <a:extLst>
                         <a:ext uri="{28A0092B-C50C-407E-A947-70E740481C1C}">
                           <a14:useLocalDpi xmlns:a14="http://schemas.microsoft.com/office/drawing/2010/main" val="0"/>
@@ -8376,7 +8916,7 @@
                     </pic:cNvPicPr>
                   </pic:nvPicPr>
                   <pic:blipFill>
-                    <a:blip r:embed="rId49">
+                    <a:blip r:embed="rId50">
                       <a:extLst>
                         <a:ext uri="{28A0092B-C50C-407E-A947-70E740481C1C}">
                           <a14:useLocalDpi xmlns:a14="http://schemas.microsoft.com/office/drawing/2010/main" val="0"/>
@@ -8445,7 +8985,7 @@
                     </pic:cNvPicPr>
                   </pic:nvPicPr>
                   <pic:blipFill>
-                    <a:blip r:embed="rId50">
+                    <a:blip r:embed="rId51">
                       <a:extLst>
                         <a:ext uri="{28A0092B-C50C-407E-A947-70E740481C1C}">
                           <a14:useLocalDpi xmlns:a14="http://schemas.microsoft.com/office/drawing/2010/main" val="0"/>
@@ -8514,7 +9054,7 @@
                     </pic:cNvPicPr>
                   </pic:nvPicPr>
                   <pic:blipFill>
-                    <a:blip r:embed="rId51">
+                    <a:blip r:embed="rId52">
                       <a:extLst>
                         <a:ext uri="{28A0092B-C50C-407E-A947-70E740481C1C}">
                           <a14:useLocalDpi xmlns:a14="http://schemas.microsoft.com/office/drawing/2010/main" val="0"/>
@@ -8766,7 +9306,7 @@
                           </pic:cNvPicPr>
                         </pic:nvPicPr>
                         <pic:blipFill>
-                          <a:blip r:embed="rId52">
+                          <a:blip r:embed="rId53">
                             <a:extLst>
                               <a:ext uri="{28A0092B-C50C-407E-A947-70E740481C1C}">
                                 <a14:useLocalDpi xmlns:a14="http://schemas.microsoft.com/office/drawing/2010/main" val="0"/>
@@ -8832,7 +9372,7 @@
                           </pic:cNvPicPr>
                         </pic:nvPicPr>
                         <pic:blipFill>
-                          <a:blip r:embed="rId53">
+                          <a:blip r:embed="rId54">
                             <a:extLst>
                               <a:ext uri="{28A0092B-C50C-407E-A947-70E740481C1C}">
                                 <a14:useLocalDpi xmlns:a14="http://schemas.microsoft.com/office/drawing/2010/main" val="0"/>
@@ -9089,7 +9629,7 @@
                           </pic:cNvPicPr>
                         </pic:nvPicPr>
                         <pic:blipFill>
-                          <a:blip r:embed="rId54">
+                          <a:blip r:embed="rId55">
                             <a:extLst>
                               <a:ext uri="{28A0092B-C50C-407E-A947-70E740481C1C}">
                                 <a14:useLocalDpi xmlns:a14="http://schemas.microsoft.com/office/drawing/2010/main" val="0"/>
@@ -9352,7 +9892,7 @@
                           </pic:cNvPicPr>
                         </pic:nvPicPr>
                         <pic:blipFill>
-                          <a:blip r:embed="rId55">
+                          <a:blip r:embed="rId56">
                             <a:extLst>
                               <a:ext uri="{28A0092B-C50C-407E-A947-70E740481C1C}">
                                 <a14:useLocalDpi xmlns:a14="http://schemas.microsoft.com/office/drawing/2010/main" val="0"/>
@@ -9573,7 +10113,7 @@
                           </pic:cNvPicPr>
                         </pic:nvPicPr>
                         <pic:blipFill>
-                          <a:blip r:embed="rId56">
+                          <a:blip r:embed="rId57">
                             <a:extLst>
                               <a:ext uri="{28A0092B-C50C-407E-A947-70E740481C1C}">
                                 <a14:useLocalDpi xmlns:a14="http://schemas.microsoft.com/office/drawing/2010/main" val="0"/>
@@ -9639,7 +10179,7 @@
                           </pic:cNvPicPr>
                         </pic:nvPicPr>
                         <pic:blipFill>
-                          <a:blip r:embed="rId57">
+                          <a:blip r:embed="rId58">
                             <a:extLst>
                               <a:ext uri="{28A0092B-C50C-407E-A947-70E740481C1C}">
                                 <a14:useLocalDpi xmlns:a14="http://schemas.microsoft.com/office/drawing/2010/main" val="0"/>
@@ -10380,7 +10920,7 @@
                           </pic:cNvPicPr>
                         </pic:nvPicPr>
                         <pic:blipFill>
-                          <a:blip r:embed="rId35">
+                          <a:blip r:embed="rId36">
                             <a:extLst>
                               <a:ext uri="{28A0092B-C50C-407E-A947-70E740481C1C}">
                                 <a14:useLocalDpi xmlns:a14="http://schemas.microsoft.com/office/drawing/2010/main" val="0"/>
@@ -10696,7 +11236,7 @@
                           </pic:cNvPicPr>
                         </pic:nvPicPr>
                         <pic:blipFill>
-                          <a:blip r:embed="rId58">
+                          <a:blip r:embed="rId59">
                             <a:extLst>
                               <a:ext uri="{28A0092B-C50C-407E-A947-70E740481C1C}">
                                 <a14:useLocalDpi xmlns:a14="http://schemas.microsoft.com/office/drawing/2010/main" val="0"/>
@@ -10960,7 +11500,7 @@
                           </pic:cNvPicPr>
                         </pic:nvPicPr>
                         <pic:blipFill>
-                          <a:blip r:embed="rId59">
+                          <a:blip r:embed="rId60">
                             <a:extLst>
                               <a:ext uri="{28A0092B-C50C-407E-A947-70E740481C1C}">
                                 <a14:useLocalDpi xmlns:a14="http://schemas.microsoft.com/office/drawing/2010/main" val="0"/>
@@ -11071,7 +11611,7 @@
                           </pic:cNvPicPr>
                         </pic:nvPicPr>
                         <pic:blipFill>
-                          <a:blip r:embed="rId60">
+                          <a:blip r:embed="rId61">
                             <a:extLst>
                               <a:ext uri="{28A0092B-C50C-407E-A947-70E740481C1C}">
                                 <a14:useLocalDpi xmlns:a14="http://schemas.microsoft.com/office/drawing/2010/main" val="0"/>
@@ -11278,7 +11818,7 @@
                           </pic:cNvPicPr>
                         </pic:nvPicPr>
                         <pic:blipFill>
-                          <a:blip r:embed="rId61">
+                          <a:blip r:embed="rId62">
                             <a:extLst>
                               <a:ext uri="{28A0092B-C50C-407E-A947-70E740481C1C}">
                                 <a14:useLocalDpi xmlns:a14="http://schemas.microsoft.com/office/drawing/2010/main" val="0"/>
@@ -11324,7 +11864,7 @@
       </w:pPr>
     </w:p>
     <w:sectPr>
-      <w:headerReference w:type="default" r:id="rId62"/>
+      <w:headerReference w:type="default" r:id="rId63"/>
       <w:pgSz w:w="11906" w:h="16838"/>
       <w:pgMar w:top="1440" w:right="1800" w:bottom="1440" w:left="1800" w:header="851" w:footer="992" w:gutter="0"/>
       <w:cols w:space="425"/>
@@ -11335,7 +11875,7 @@
 </file>
 
 <file path=word/endnotes.xml><?xml version="1.0" encoding="utf-8"?>
-<w:endnotes xmlns:wpc="http://schemas.microsoft.com/office/word/2010/wordprocessingCanvas" xmlns:cx="http://schemas.microsoft.com/office/drawing/2014/chartex" xmlns:cx1="http://schemas.microsoft.com/office/drawing/2015/9/8/chartex" xmlns:cx2="http://schemas.microsoft.com/office/drawing/2015/10/21/chartex" xmlns:cx3="http://schemas.microsoft.com/office/drawing/2016/5/9/chartex" xmlns:cx4="http://schemas.microsoft.com/office/drawing/2016/5/10/chartex" xmlns:cx5="http://schemas.microsoft.com/office/drawing/2016/5/11/chartex" xmlns:cx6="http://schemas.microsoft.com/office/drawing/2016/5/12/chartex" xmlns:cx7="http://schemas.microsoft.com/office/drawing/2016/5/13/chartex" xmlns:cx8="http://schemas.microsoft.com/office/drawing/2016/5/14/chartex" xmlns:mc="http://schemas.openxmlformats.org/markup-compatibility/2006" xmlns:aink="http://schemas.microsoft.com/office/drawing/2016/ink" xmlns:am3d="http://schemas.microsoft.com/office/drawing/2017/model3d" xmlns:o="urn:schemas-microsoft-com:office:office" xmlns:oel="http://schemas.microsoft.com/office/2019/extlst" xmlns:r="http://schemas.openxmlformats.org/officeDocument/2006/relationships" xmlns:m="http://schemas.openxmlformats.org/officeDocument/2006/math" xmlns:v="urn:schemas-microsoft-com:vml" xmlns:wp14="http://schemas.microsoft.com/office/word/2010/wordprocessingDrawing" xmlns:wp="http://schemas.openxmlformats.org/drawingml/2006/wordprocessingDrawing" xmlns:w10="urn:schemas-microsoft-com:office:word" xmlns:w="http://schemas.openxmlformats.org/wordprocessingml/2006/main" xmlns:w14="http://schemas.microsoft.com/office/word/2010/wordml" xmlns:w15="http://schemas.microsoft.com/office/word/2012/wordml" xmlns:w16cex="http://schemas.microsoft.com/office/word/2018/wordml/cex" xmlns:w16cid="http://schemas.microsoft.com/office/word/2016/wordml/cid" xmlns:w16="http://schemas.microsoft.com/office/word/2018/wordml" xmlns:w16du="http://schemas.microsoft.com/office/word/2023/wordml/word16du" xmlns:w16sdtdh="http://schemas.microsoft.com/office/word/2020/wordml/sdtdatahash" xmlns:w16se="http://schemas.microsoft.com/office/word/2015/wordml/symex" xmlns:wpg="http://schemas.microsoft.com/office/word/2010/wordprocessingGroup" xmlns:wpi="http://schemas.microsoft.com/office/word/2010/wordprocessingInk" xmlns:wne="http://schemas.microsoft.com/office/word/2006/wordml" xmlns:wps="http://schemas.microsoft.com/office/word/2010/wordprocessingShape" mc:Ignorable="w14 w15 w16se w16cid w16 w16cex w16sdtdh w16du wp14">
+<w:endnotes xmlns:wpc="http://schemas.microsoft.com/office/word/2010/wordprocessingCanvas" xmlns:cx="http://schemas.microsoft.com/office/drawing/2014/chartex" xmlns:cx1="http://schemas.microsoft.com/office/drawing/2015/9/8/chartex" xmlns:cx2="http://schemas.microsoft.com/office/drawing/2015/10/21/chartex" xmlns:cx3="http://schemas.microsoft.com/office/drawing/2016/5/9/chartex" xmlns:cx4="http://schemas.microsoft.com/office/drawing/2016/5/10/chartex" xmlns:cx5="http://schemas.microsoft.com/office/drawing/2016/5/11/chartex" xmlns:cx6="http://schemas.microsoft.com/office/drawing/2016/5/12/chartex" xmlns:cx7="http://schemas.microsoft.com/office/drawing/2016/5/13/chartex" xmlns:cx8="http://schemas.microsoft.com/office/drawing/2016/5/14/chartex" xmlns:mc="http://schemas.openxmlformats.org/markup-compatibility/2006" xmlns:aink="http://schemas.microsoft.com/office/drawing/2016/ink" xmlns:am3d="http://schemas.microsoft.com/office/drawing/2017/model3d" xmlns:o="urn:schemas-microsoft-com:office:office" xmlns:oel="http://schemas.microsoft.com/office/2019/extlst" xmlns:r="http://schemas.openxmlformats.org/officeDocument/2006/relationships" xmlns:m="http://schemas.openxmlformats.org/officeDocument/2006/math" xmlns:v="urn:schemas-microsoft-com:vml" xmlns:wp14="http://schemas.microsoft.com/office/word/2010/wordprocessingDrawing" xmlns:wp="http://schemas.openxmlformats.org/drawingml/2006/wordprocessingDrawing" xmlns:w10="urn:schemas-microsoft-com:office:word" xmlns:w="http://schemas.openxmlformats.org/wordprocessingml/2006/main" xmlns:w14="http://schemas.microsoft.com/office/word/2010/wordml" xmlns:w15="http://schemas.microsoft.com/office/word/2012/wordml" xmlns:w16cex="http://schemas.microsoft.com/office/word/2018/wordml/cex" xmlns:w16cid="http://schemas.microsoft.com/office/word/2016/wordml/cid" xmlns:w16="http://schemas.microsoft.com/office/word/2018/wordml" xmlns:w16du="http://schemas.microsoft.com/office/word/2023/wordml/word16du" xmlns:w16sdtdh="http://schemas.microsoft.com/office/word/2020/wordml/sdtdatahash" xmlns:w16sdtfl="http://schemas.microsoft.com/office/word/2024/wordml/sdtformatlock" xmlns:w16se="http://schemas.microsoft.com/office/word/2015/wordml/symex" xmlns:wpg="http://schemas.microsoft.com/office/word/2010/wordprocessingGroup" xmlns:wpi="http://schemas.microsoft.com/office/word/2010/wordprocessingInk" xmlns:wne="http://schemas.microsoft.com/office/word/2006/wordml" xmlns:wps="http://schemas.microsoft.com/office/word/2010/wordprocessingShape" mc:Ignorable="w14 w15 w16se w16cid w16 w16cex w16sdtdh w16sdtfl w16du wp14">
   <w:endnote w:type="separator" w:id="-1">
     <w:p>
       <w:pPr>
@@ -11364,7 +11904,7 @@
 </file>
 
 <file path=word/footnotes.xml><?xml version="1.0" encoding="utf-8"?>
-<w:footnotes xmlns:wpc="http://schemas.microsoft.com/office/word/2010/wordprocessingCanvas" xmlns:cx="http://schemas.microsoft.com/office/drawing/2014/chartex" xmlns:cx1="http://schemas.microsoft.com/office/drawing/2015/9/8/chartex" xmlns:cx2="http://schemas.microsoft.com/office/drawing/2015/10/21/chartex" xmlns:cx3="http://schemas.microsoft.com/office/drawing/2016/5/9/chartex" xmlns:cx4="http://schemas.microsoft.com/office/drawing/2016/5/10/chartex" xmlns:cx5="http://schemas.microsoft.com/office/drawing/2016/5/11/chartex" xmlns:cx6="http://schemas.microsoft.com/office/drawing/2016/5/12/chartex" xmlns:cx7="http://schemas.microsoft.com/office/drawing/2016/5/13/chartex" xmlns:cx8="http://schemas.microsoft.com/office/drawing/2016/5/14/chartex" xmlns:mc="http://schemas.openxmlformats.org/markup-compatibility/2006" xmlns:aink="http://schemas.microsoft.com/office/drawing/2016/ink" xmlns:am3d="http://schemas.microsoft.com/office/drawing/2017/model3d" xmlns:o="urn:schemas-microsoft-com:office:office" xmlns:oel="http://schemas.microsoft.com/office/2019/extlst" xmlns:r="http://schemas.openxmlformats.org/officeDocument/2006/relationships" xmlns:m="http://schemas.openxmlformats.org/officeDocument/2006/math" xmlns:v="urn:schemas-microsoft-com:vml" xmlns:wp14="http://schemas.microsoft.com/office/word/2010/wordprocessingDrawing" xmlns:wp="http://schemas.openxmlformats.org/drawingml/2006/wordprocessingDrawing" xmlns:w10="urn:schemas-microsoft-com:office:word" xmlns:w="http://schemas.openxmlformats.org/wordprocessingml/2006/main" xmlns:w14="http://schemas.microsoft.com/office/word/2010/wordml" xmlns:w15="http://schemas.microsoft.com/office/word/2012/wordml" xmlns:w16cex="http://schemas.microsoft.com/office/word/2018/wordml/cex" xmlns:w16cid="http://schemas.microsoft.com/office/word/2016/wordml/cid" xmlns:w16="http://schemas.microsoft.com/office/word/2018/wordml" xmlns:w16du="http://schemas.microsoft.com/office/word/2023/wordml/word16du" xmlns:w16sdtdh="http://schemas.microsoft.com/office/word/2020/wordml/sdtdatahash" xmlns:w16se="http://schemas.microsoft.com/office/word/2015/wordml/symex" xmlns:wpg="http://schemas.microsoft.com/office/word/2010/wordprocessingGroup" xmlns:wpi="http://schemas.microsoft.com/office/word/2010/wordprocessingInk" xmlns:wne="http://schemas.microsoft.com/office/word/2006/wordml" xmlns:wps="http://schemas.microsoft.com/office/word/2010/wordprocessingShape" mc:Ignorable="w14 w15 w16se w16cid w16 w16cex w16sdtdh w16du wp14">
+<w:footnotes xmlns:wpc="http://schemas.microsoft.com/office/word/2010/wordprocessingCanvas" xmlns:cx="http://schemas.microsoft.com/office/drawing/2014/chartex" xmlns:cx1="http://schemas.microsoft.com/office/drawing/2015/9/8/chartex" xmlns:cx2="http://schemas.microsoft.com/office/drawing/2015/10/21/chartex" xmlns:cx3="http://schemas.microsoft.com/office/drawing/2016/5/9/chartex" xmlns:cx4="http://schemas.microsoft.com/office/drawing/2016/5/10/chartex" xmlns:cx5="http://schemas.microsoft.com/office/drawing/2016/5/11/chartex" xmlns:cx6="http://schemas.microsoft.com/office/drawing/2016/5/12/chartex" xmlns:cx7="http://schemas.microsoft.com/office/drawing/2016/5/13/chartex" xmlns:cx8="http://schemas.microsoft.com/office/drawing/2016/5/14/chartex" xmlns:mc="http://schemas.openxmlformats.org/markup-compatibility/2006" xmlns:aink="http://schemas.microsoft.com/office/drawing/2016/ink" xmlns:am3d="http://schemas.microsoft.com/office/drawing/2017/model3d" xmlns:o="urn:schemas-microsoft-com:office:office" xmlns:oel="http://schemas.microsoft.com/office/2019/extlst" xmlns:r="http://schemas.openxmlformats.org/officeDocument/2006/relationships" xmlns:m="http://schemas.openxmlformats.org/officeDocument/2006/math" xmlns:v="urn:schemas-microsoft-com:vml" xmlns:wp14="http://schemas.microsoft.com/office/word/2010/wordprocessingDrawing" xmlns:wp="http://schemas.openxmlformats.org/drawingml/2006/wordprocessingDrawing" xmlns:w10="urn:schemas-microsoft-com:office:word" xmlns:w="http://schemas.openxmlformats.org/wordprocessingml/2006/main" xmlns:w14="http://schemas.microsoft.com/office/word/2010/wordml" xmlns:w15="http://schemas.microsoft.com/office/word/2012/wordml" xmlns:w16cex="http://schemas.microsoft.com/office/word/2018/wordml/cex" xmlns:w16cid="http://schemas.microsoft.com/office/word/2016/wordml/cid" xmlns:w16="http://schemas.microsoft.com/office/word/2018/wordml" xmlns:w16du="http://schemas.microsoft.com/office/word/2023/wordml/word16du" xmlns:w16sdtdh="http://schemas.microsoft.com/office/word/2020/wordml/sdtdatahash" xmlns:w16sdtfl="http://schemas.microsoft.com/office/word/2024/wordml/sdtformatlock" xmlns:w16se="http://schemas.microsoft.com/office/word/2015/wordml/symex" xmlns:wpg="http://schemas.microsoft.com/office/word/2010/wordprocessingGroup" xmlns:wpi="http://schemas.microsoft.com/office/word/2010/wordprocessingInk" xmlns:wne="http://schemas.microsoft.com/office/word/2006/wordml" xmlns:wps="http://schemas.microsoft.com/office/word/2010/wordprocessingShape" mc:Ignorable="w14 w15 w16se w16cid w16 w16cex w16sdtdh w16sdtfl w16du wp14">
   <w:footnote w:type="separator" w:id="-1">
     <w:p>
       <w:pPr>
@@ -11393,7 +11933,7 @@
 </file>
 
 <file path=word/header1.xml><?xml version="1.0" encoding="utf-8"?>
-<w:hdr xmlns:wpc="http://schemas.microsoft.com/office/word/2010/wordprocessingCanvas" xmlns:cx="http://schemas.microsoft.com/office/drawing/2014/chartex" xmlns:cx1="http://schemas.microsoft.com/office/drawing/2015/9/8/chartex" xmlns:cx2="http://schemas.microsoft.com/office/drawing/2015/10/21/chartex" xmlns:cx3="http://schemas.microsoft.com/office/drawing/2016/5/9/chartex" xmlns:cx4="http://schemas.microsoft.com/office/drawing/2016/5/10/chartex" xmlns:cx5="http://schemas.microsoft.com/office/drawing/2016/5/11/chartex" xmlns:cx6="http://schemas.microsoft.com/office/drawing/2016/5/12/chartex" xmlns:cx7="http://schemas.microsoft.com/office/drawing/2016/5/13/chartex" xmlns:cx8="http://schemas.microsoft.com/office/drawing/2016/5/14/chartex" xmlns:mc="http://schemas.openxmlformats.org/markup-compatibility/2006" xmlns:aink="http://schemas.microsoft.com/office/drawing/2016/ink" xmlns:am3d="http://schemas.microsoft.com/office/drawing/2017/model3d" xmlns:o="urn:schemas-microsoft-com:office:office" xmlns:oel="http://schemas.microsoft.com/office/2019/extlst" xmlns:r="http://schemas.openxmlformats.org/officeDocument/2006/relationships" xmlns:m="http://schemas.openxmlformats.org/officeDocument/2006/math" xmlns:v="urn:schemas-microsoft-com:vml" xmlns:wp14="http://schemas.microsoft.com/office/word/2010/wordprocessingDrawing" xmlns:wp="http://schemas.openxmlformats.org/drawingml/2006/wordprocessingDrawing" xmlns:w10="urn:schemas-microsoft-com:office:word" xmlns:w="http://schemas.openxmlformats.org/wordprocessingml/2006/main" xmlns:w14="http://schemas.microsoft.com/office/word/2010/wordml" xmlns:w15="http://schemas.microsoft.com/office/word/2012/wordml" xmlns:w16cex="http://schemas.microsoft.com/office/word/2018/wordml/cex" xmlns:w16cid="http://schemas.microsoft.com/office/word/2016/wordml/cid" xmlns:w16="http://schemas.microsoft.com/office/word/2018/wordml" xmlns:w16du="http://schemas.microsoft.com/office/word/2023/wordml/word16du" xmlns:w16sdtdh="http://schemas.microsoft.com/office/word/2020/wordml/sdtdatahash" xmlns:w16se="http://schemas.microsoft.com/office/word/2015/wordml/symex" xmlns:wpg="http://schemas.microsoft.com/office/word/2010/wordprocessingGroup" xmlns:wpi="http://schemas.microsoft.com/office/word/2010/wordprocessingInk" xmlns:wne="http://schemas.microsoft.com/office/word/2006/wordml" xmlns:wps="http://schemas.microsoft.com/office/word/2010/wordprocessingShape" mc:Ignorable="w14 w15 w16se w16cid w16 w16cex w16sdtdh w16du wp14">
+<w:hdr xmlns:wpc="http://schemas.microsoft.com/office/word/2010/wordprocessingCanvas" xmlns:cx="http://schemas.microsoft.com/office/drawing/2014/chartex" xmlns:cx1="http://schemas.microsoft.com/office/drawing/2015/9/8/chartex" xmlns:cx2="http://schemas.microsoft.com/office/drawing/2015/10/21/chartex" xmlns:cx3="http://schemas.microsoft.com/office/drawing/2016/5/9/chartex" xmlns:cx4="http://schemas.microsoft.com/office/drawing/2016/5/10/chartex" xmlns:cx5="http://schemas.microsoft.com/office/drawing/2016/5/11/chartex" xmlns:cx6="http://schemas.microsoft.com/office/drawing/2016/5/12/chartex" xmlns:cx7="http://schemas.microsoft.com/office/drawing/2016/5/13/chartex" xmlns:cx8="http://schemas.microsoft.com/office/drawing/2016/5/14/chartex" xmlns:mc="http://schemas.openxmlformats.org/markup-compatibility/2006" xmlns:aink="http://schemas.microsoft.com/office/drawing/2016/ink" xmlns:am3d="http://schemas.microsoft.com/office/drawing/2017/model3d" xmlns:o="urn:schemas-microsoft-com:office:office" xmlns:oel="http://schemas.microsoft.com/office/2019/extlst" xmlns:r="http://schemas.openxmlformats.org/officeDocument/2006/relationships" xmlns:m="http://schemas.openxmlformats.org/officeDocument/2006/math" xmlns:v="urn:schemas-microsoft-com:vml" xmlns:wp14="http://schemas.microsoft.com/office/word/2010/wordprocessingDrawing" xmlns:wp="http://schemas.openxmlformats.org/drawingml/2006/wordprocessingDrawing" xmlns:w10="urn:schemas-microsoft-com:office:word" xmlns:w="http://schemas.openxmlformats.org/wordprocessingml/2006/main" xmlns:w14="http://schemas.microsoft.com/office/word/2010/wordml" xmlns:w15="http://schemas.microsoft.com/office/word/2012/wordml" xmlns:w16cex="http://schemas.microsoft.com/office/word/2018/wordml/cex" xmlns:w16cid="http://schemas.microsoft.com/office/word/2016/wordml/cid" xmlns:w16="http://schemas.microsoft.com/office/word/2018/wordml" xmlns:w16du="http://schemas.microsoft.com/office/word/2023/wordml/word16du" xmlns:w16sdtdh="http://schemas.microsoft.com/office/word/2020/wordml/sdtdatahash" xmlns:w16sdtfl="http://schemas.microsoft.com/office/word/2024/wordml/sdtformatlock" xmlns:w16se="http://schemas.microsoft.com/office/word/2015/wordml/symex" xmlns:wpg="http://schemas.microsoft.com/office/word/2010/wordprocessingGroup" xmlns:wpi="http://schemas.microsoft.com/office/word/2010/wordprocessingInk" xmlns:wne="http://schemas.microsoft.com/office/word/2006/wordml" xmlns:wps="http://schemas.microsoft.com/office/word/2010/wordprocessingShape" mc:Ignorable="w14 w15 w16se w16cid w16 w16cex w16sdtdh w16sdtfl w16du wp14">
   <w:p>
     <w:pPr>
       <w:jc w:val="center"/>
@@ -11491,7 +12031,6 @@
       </w:rPr>
       <w:t xml:space="preserve">   </w:t>
     </w:r>
-    <w:proofErr w:type="spellStart"/>
     <w:r>
       <w:rPr>
         <w:rFonts w:ascii="微软雅黑" w:eastAsia="微软雅黑" w:hAnsi="微软雅黑"/>
@@ -11499,13 +12038,12 @@
       </w:rPr>
       <w:t>drill_up</w:t>
     </w:r>
-    <w:proofErr w:type="spellEnd"/>
   </w:p>
 </w:hdr>
 </file>
 
 <file path=word/styles.xml><?xml version="1.0" encoding="utf-8"?>
-<w:styles xmlns:mc="http://schemas.openxmlformats.org/markup-compatibility/2006" xmlns:r="http://schemas.openxmlformats.org/officeDocument/2006/relationships" xmlns:w="http://schemas.openxmlformats.org/wordprocessingml/2006/main" xmlns:w14="http://schemas.microsoft.com/office/word/2010/wordml" xmlns:w15="http://schemas.microsoft.com/office/word/2012/wordml" xmlns:w16cex="http://schemas.microsoft.com/office/word/2018/wordml/cex" xmlns:w16cid="http://schemas.microsoft.com/office/word/2016/wordml/cid" xmlns:w16="http://schemas.microsoft.com/office/word/2018/wordml" xmlns:w16du="http://schemas.microsoft.com/office/word/2023/wordml/word16du" xmlns:w16sdtdh="http://schemas.microsoft.com/office/word/2020/wordml/sdtdatahash" xmlns:w16se="http://schemas.microsoft.com/office/word/2015/wordml/symex" mc:Ignorable="w14 w15 w16se w16cid w16 w16cex w16sdtdh w16du">
+<w:styles xmlns:mc="http://schemas.openxmlformats.org/markup-compatibility/2006" xmlns:r="http://schemas.openxmlformats.org/officeDocument/2006/relationships" xmlns:w="http://schemas.openxmlformats.org/wordprocessingml/2006/main" xmlns:w14="http://schemas.microsoft.com/office/word/2010/wordml" xmlns:w15="http://schemas.microsoft.com/office/word/2012/wordml" xmlns:w16cex="http://schemas.microsoft.com/office/word/2018/wordml/cex" xmlns:w16cid="http://schemas.microsoft.com/office/word/2016/wordml/cid" xmlns:w16="http://schemas.microsoft.com/office/word/2018/wordml" xmlns:w16du="http://schemas.microsoft.com/office/word/2023/wordml/word16du" xmlns:w16sdtdh="http://schemas.microsoft.com/office/word/2020/wordml/sdtdatahash" xmlns:w16sdtfl="http://schemas.microsoft.com/office/word/2024/wordml/sdtformatlock" xmlns:w16se="http://schemas.microsoft.com/office/word/2015/wordml/symex" mc:Ignorable="w14 w15 w16se w16cid w16 w16cex w16sdtdh w16sdtfl w16du">
   <w:docDefaults>
     <w:rPrDefault>
       <w:rPr>

--- a/插件详细手册/9.物体触发/物体设计-简易弹丸制作.docx
+++ b/插件详细手册/9.物体触发/物体设计-简易弹丸制作.docx
@@ -13,38 +13,38 @@
         <w:rPr>
           <w:rFonts w:hint="eastAsia"/>
         </w:rPr>
+        <w:t>===</w:t>
+      </w:r>
+      <w:r>
+        <w:rPr>
+          <w:rFonts w:hint="eastAsia"/>
+        </w:rPr>
         <w:t>概述</w:t>
       </w:r>
+      <w:r>
+        <w:rPr>
+          <w:rFonts w:hint="eastAsia"/>
+        </w:rPr>
+        <w:t>===</w:t>
+      </w:r>
     </w:p>
     <w:p>
       <w:pPr>
         <w:pStyle w:val="3"/>
         <w:rPr>
           <w:rFonts w:hint="eastAsia"/>
-          <w:sz w:val="28"/>
         </w:rPr>
       </w:pPr>
       <w:r>
         <w:rPr>
           <w:rFonts w:hint="eastAsia"/>
-          <w:sz w:val="28"/>
-        </w:rPr>
-        <w:t>基础</w:t>
-      </w:r>
-      <w:r>
-        <w:rPr>
-          <w:rFonts w:hint="eastAsia"/>
-          <w:sz w:val="28"/>
-        </w:rPr>
-        <w:t>要求</w:t>
-      </w:r>
-    </w:p>
-    <w:p>
-      <w:pPr>
-        <w:widowControl/>
-        <w:adjustRightInd w:val="0"/>
+        </w:rPr>
+        <w:t>示例图</w:t>
+      </w:r>
+    </w:p>
+    <w:p>
+      <w:pPr>
         <w:snapToGrid w:val="0"/>
-        <w:jc w:val="left"/>
         <w:rPr>
           <w:rFonts w:ascii="Tahoma" w:eastAsia="微软雅黑" w:hAnsi="Tahoma"/>
           <w:kern w:val="0"/>
@@ -78,18 +78,19 @@
     </w:p>
     <w:p>
       <w:pPr>
+        <w:snapToGrid w:val="0"/>
         <w:jc w:val="center"/>
         <w:rPr>
-          <w:rFonts w:hint="eastAsia"/>
-        </w:rPr>
-      </w:pPr>
-      <w:r>
-        <w:rPr>
-          <w:rFonts w:ascii="宋体" w:eastAsia="宋体" w:hAnsi="宋体" w:cs="宋体"/>
-          <w:noProof/>
-          <w:kern w:val="0"/>
-          <w:sz w:val="24"/>
-          <w:szCs w:val="24"/>
+          <w:rFonts w:ascii="Tahoma" w:eastAsia="微软雅黑" w:hAnsi="Tahoma" w:hint="eastAsia"/>
+          <w:kern w:val="0"/>
+          <w:sz w:val="22"/>
+        </w:rPr>
+      </w:pPr>
+      <w:r>
+        <w:rPr>
+          <w:rFonts w:ascii="Tahoma" w:eastAsia="微软雅黑" w:hAnsi="Tahoma"/>
+          <w:kern w:val="0"/>
+          <w:sz w:val="22"/>
         </w:rPr>
         <w:drawing>
           <wp:inline distT="0" distB="0" distL="0" distR="0" wp14:anchorId="7A0DC75A" wp14:editId="79B2D843">
@@ -142,17 +143,17 @@
       </w:r>
       <w:r>
         <w:rPr>
-          <w:rFonts w:hint="eastAsia"/>
+          <w:rFonts w:ascii="Tahoma" w:eastAsia="微软雅黑" w:hAnsi="Tahoma" w:hint="eastAsia"/>
+          <w:kern w:val="0"/>
+          <w:sz w:val="22"/>
         </w:rPr>
         <w:t xml:space="preserve"> </w:t>
       </w:r>
       <w:r>
         <w:rPr>
-          <w:rFonts w:ascii="宋体" w:eastAsia="宋体" w:hAnsi="宋体" w:cs="宋体"/>
-          <w:noProof/>
-          <w:kern w:val="0"/>
-          <w:sz w:val="24"/>
-          <w:szCs w:val="24"/>
+          <w:rFonts w:ascii="Tahoma" w:eastAsia="微软雅黑" w:hAnsi="Tahoma"/>
+          <w:kern w:val="0"/>
+          <w:sz w:val="22"/>
         </w:rPr>
         <w:drawing>
           <wp:inline distT="0" distB="0" distL="0" distR="0" wp14:anchorId="1DD71520" wp14:editId="4D31A5C9">
@@ -205,17 +206,17 @@
       </w:r>
       <w:r>
         <w:rPr>
-          <w:rFonts w:hint="eastAsia"/>
+          <w:rFonts w:ascii="Tahoma" w:eastAsia="微软雅黑" w:hAnsi="Tahoma" w:hint="eastAsia"/>
+          <w:kern w:val="0"/>
+          <w:sz w:val="22"/>
         </w:rPr>
         <w:t xml:space="preserve"> </w:t>
       </w:r>
       <w:r>
         <w:rPr>
-          <w:rFonts w:ascii="宋体" w:eastAsia="宋体" w:hAnsi="宋体" w:cs="宋体"/>
-          <w:noProof/>
-          <w:kern w:val="0"/>
-          <w:sz w:val="24"/>
-          <w:szCs w:val="24"/>
+          <w:rFonts w:ascii="Tahoma" w:eastAsia="微软雅黑" w:hAnsi="Tahoma"/>
+          <w:kern w:val="0"/>
+          <w:sz w:val="22"/>
         </w:rPr>
         <w:drawing>
           <wp:inline distT="0" distB="0" distL="0" distR="0" wp14:anchorId="36E9FFAA" wp14:editId="4A01FD0A">
@@ -269,15 +270,36 @@
     </w:p>
     <w:p>
       <w:pPr>
-        <w:spacing w:after="200"/>
+        <w:snapToGrid w:val="0"/>
+        <w:rPr>
+          <w:rFonts w:ascii="Tahoma" w:eastAsia="微软雅黑" w:hAnsi="Tahoma"/>
+          <w:kern w:val="0"/>
+          <w:sz w:val="22"/>
+        </w:rPr>
+      </w:pPr>
+    </w:p>
+    <w:p>
+      <w:pPr>
+        <w:snapToGrid w:val="0"/>
+        <w:rPr>
+          <w:rFonts w:ascii="Tahoma" w:eastAsia="微软雅黑" w:hAnsi="Tahoma"/>
+          <w:kern w:val="0"/>
+          <w:sz w:val="22"/>
+        </w:rPr>
+      </w:pPr>
+    </w:p>
+    <w:p>
+      <w:pPr>
+        <w:pStyle w:val="3"/>
         <w:rPr>
           <w:rFonts w:hint="eastAsia"/>
         </w:rPr>
       </w:pPr>
       <w:r>
-        <w:pict w14:anchorId="7041EC91">
-          <v:rect id="_x0000_i1025" style="width:0;height:1.5pt" o:hralign="center" o:hrstd="t" o:hr="t" fillcolor="#a0a0a0" stroked="f"/>
-        </w:pict>
+        <w:rPr>
+          <w:rFonts w:hint="eastAsia"/>
+        </w:rPr>
+        <w:t>基础要求</w:t>
       </w:r>
     </w:p>
     <w:tbl>
@@ -791,18 +813,54 @@
     </w:p>
     <w:p>
       <w:pPr>
+        <w:pStyle w:val="2"/>
+        <w:rPr>
+          <w:rFonts w:hint="eastAsia"/>
+        </w:rPr>
+      </w:pPr>
+      <w:r>
+        <w:rPr>
+          <w:rFonts w:hint="eastAsia"/>
+        </w:rPr>
+        <w:lastRenderedPageBreak/>
+        <w:t xml:space="preserve">===简易弹丸制作 </w:t>
+      </w:r>
+      <w:r>
+        <w:rPr>
+          <w:rFonts w:hint="eastAsia"/>
+        </w:rPr>
+        <w:t>-</w:t>
+      </w:r>
+      <w:r>
+        <w:rPr>
+          <w:rFonts w:hint="eastAsia"/>
+        </w:rPr>
+        <w:t xml:space="preserve"> </w:t>
+      </w:r>
+      <w:r>
+        <w:rPr>
+          <w:rFonts w:hint="eastAsia"/>
+        </w:rPr>
+        <w:t>实现</w:t>
+      </w:r>
+      <w:r>
+        <w:rPr>
+          <w:rFonts w:hint="eastAsia"/>
+        </w:rPr>
+        <w:t>===</w:t>
+      </w:r>
+    </w:p>
+    <w:p>
+      <w:pPr>
         <w:pStyle w:val="3"/>
         <w:rPr>
           <w:rFonts w:hint="eastAsia"/>
-          <w:sz w:val="28"/>
         </w:rPr>
       </w:pPr>
       <w:r>
         <w:rPr>
           <w:rFonts w:hint="eastAsia"/>
-          <w:sz w:val="28"/>
-        </w:rPr>
-        <w:lastRenderedPageBreak/>
+        </w:rPr>
         <w:t>基础插件</w:t>
       </w:r>
     </w:p>
@@ -866,7 +924,7 @@
           <w:szCs w:val="24"/>
         </w:rPr>
         <w:drawing>
-          <wp:inline distT="0" distB="0" distL="0" distR="0" wp14:anchorId="3E1F9B54" wp14:editId="73B7C98D">
+          <wp:inline distT="0" distB="0" distL="0" distR="0" wp14:anchorId="0C87E227" wp14:editId="53FBAD49">
             <wp:extent cx="5274310" cy="3670935"/>
             <wp:effectExtent l="0" t="0" r="2540" b="5715"/>
             <wp:docPr id="48" name="图片 48"/>
@@ -1124,13 +1182,11 @@
         <w:pStyle w:val="3"/>
         <w:rPr>
           <w:rFonts w:hint="eastAsia"/>
-          <w:sz w:val="28"/>
         </w:rPr>
       </w:pPr>
       <w:r>
         <w:rPr>
           <w:rFonts w:hint="eastAsia"/>
-          <w:sz w:val="28"/>
         </w:rPr>
         <w:lastRenderedPageBreak/>
         <w:t>基础配置</w:t>
@@ -1160,48 +1216,16 @@
     </w:p>
     <w:p>
       <w:pPr>
-        <w:widowControl/>
-        <w:adjustRightInd w:val="0"/>
-        <w:snapToGrid w:val="0"/>
-        <w:spacing w:after="200"/>
-        <w:jc w:val="left"/>
-        <w:rPr>
-          <w:rFonts w:ascii="Tahoma" w:eastAsia="微软雅黑" w:hAnsi="Tahoma"/>
-          <w:b/>
-          <w:bCs/>
-          <w:kern w:val="0"/>
-          <w:sz w:val="22"/>
-        </w:rPr>
-      </w:pPr>
-      <w:r>
-        <w:rPr>
-          <w:rFonts w:ascii="Tahoma" w:eastAsia="微软雅黑" w:hAnsi="Tahoma"/>
-          <w:b/>
-          <w:bCs/>
-          <w:kern w:val="0"/>
-          <w:sz w:val="22"/>
-        </w:rPr>
+        <w:pStyle w:val="4"/>
+      </w:pPr>
+      <w:r>
         <w:t>1</w:t>
       </w:r>
       <w:r>
         <w:rPr>
-          <w:rFonts w:ascii="Tahoma" w:eastAsia="微软雅黑" w:hAnsi="Tahoma" w:hint="eastAsia"/>
-          <w:b/>
-          <w:bCs/>
-          <w:kern w:val="0"/>
-          <w:sz w:val="22"/>
-        </w:rPr>
-        <w:t>）</w:t>
-      </w:r>
-      <w:r>
-        <w:rPr>
-          <w:rFonts w:ascii="Tahoma" w:eastAsia="微软雅黑" w:hAnsi="Tahoma" w:hint="eastAsia"/>
-          <w:b/>
-          <w:bCs/>
-          <w:kern w:val="0"/>
-          <w:sz w:val="22"/>
-        </w:rPr>
-        <w:t>地图事件</w:t>
+          <w:rFonts w:hint="eastAsia"/>
+        </w:rPr>
+        <w:t>）地图事件</w:t>
       </w:r>
     </w:p>
     <w:p>
@@ -1265,23 +1289,7 @@
           <w:kern w:val="0"/>
           <w:sz w:val="22"/>
         </w:rPr>
-        <w:t>中的</w:t>
-      </w:r>
-      <w:r>
-        <w:rPr>
-          <w:rFonts w:ascii="Tahoma" w:eastAsia="微软雅黑" w:hAnsi="Tahoma" w:hint="eastAsia"/>
-          <w:kern w:val="0"/>
-          <w:sz w:val="22"/>
-        </w:rPr>
-        <w:t>发射弹丸、转向砖</w:t>
-      </w:r>
-      <w:r>
-        <w:rPr>
-          <w:rFonts w:ascii="Tahoma" w:eastAsia="微软雅黑" w:hAnsi="Tahoma" w:hint="eastAsia"/>
-          <w:kern w:val="0"/>
-          <w:sz w:val="22"/>
-        </w:rPr>
-        <w:t>事件。</w:t>
+        <w:t>中的发射弹丸、转向砖事件。</w:t>
       </w:r>
     </w:p>
     <w:p>
@@ -1304,7 +1312,7 @@
           <w:szCs w:val="24"/>
         </w:rPr>
         <w:drawing>
-          <wp:inline distT="0" distB="0" distL="0" distR="0" wp14:anchorId="6A25CC70" wp14:editId="4BECDA9D">
+          <wp:inline distT="0" distB="0" distL="0" distR="0" wp14:anchorId="624C4316" wp14:editId="22B69B41">
             <wp:extent cx="2705100" cy="2019589"/>
             <wp:effectExtent l="0" t="0" r="0" b="0"/>
             <wp:docPr id="1961792034" name="图片 1"/>
@@ -1355,56 +1363,16 @@
     </w:p>
     <w:p>
       <w:pPr>
-        <w:widowControl/>
-        <w:adjustRightInd w:val="0"/>
-        <w:jc w:val="left"/>
-        <w:rPr>
-          <w:rFonts w:ascii="Tahoma" w:eastAsia="微软雅黑" w:hAnsi="Tahoma"/>
-          <w:b/>
-          <w:bCs/>
-          <w:kern w:val="0"/>
-          <w:sz w:val="22"/>
-        </w:rPr>
-      </w:pPr>
-      <w:r>
-        <w:rPr>
-          <w:rFonts w:ascii="Tahoma" w:eastAsia="微软雅黑" w:hAnsi="Tahoma"/>
-          <w:b/>
-          <w:bCs/>
-          <w:kern w:val="0"/>
-          <w:sz w:val="22"/>
-        </w:rPr>
+        <w:pStyle w:val="4"/>
+      </w:pPr>
+      <w:r>
         <w:t>2</w:t>
       </w:r>
       <w:r>
         <w:rPr>
-          <w:rFonts w:ascii="Tahoma" w:eastAsia="微软雅黑" w:hAnsi="Tahoma" w:hint="eastAsia"/>
-          <w:b/>
-          <w:bCs/>
-          <w:kern w:val="0"/>
-          <w:sz w:val="22"/>
-        </w:rPr>
-        <w:t>）</w:t>
-      </w:r>
-      <w:r>
-        <w:rPr>
-          <w:rFonts w:ascii="Tahoma" w:eastAsia="微软雅黑" w:hAnsi="Tahoma" w:hint="eastAsia"/>
-          <w:b/>
-          <w:bCs/>
-          <w:kern w:val="0"/>
-          <w:sz w:val="22"/>
-        </w:rPr>
-        <w:t>弹丸模板</w:t>
-      </w:r>
-      <w:r>
-        <w:rPr>
-          <w:rFonts w:ascii="Tahoma" w:eastAsia="微软雅黑" w:hAnsi="Tahoma" w:hint="eastAsia"/>
-          <w:b/>
-          <w:bCs/>
-          <w:kern w:val="0"/>
-          <w:sz w:val="22"/>
-        </w:rPr>
-        <w:t>事件</w:t>
+          <w:rFonts w:hint="eastAsia"/>
+        </w:rPr>
+        <w:t>）弹丸模板事件</w:t>
       </w:r>
     </w:p>
     <w:p>
@@ -1481,7 +1449,7 @@
           <w:szCs w:val="24"/>
         </w:rPr>
         <w:drawing>
-          <wp:inline distT="0" distB="0" distL="0" distR="0" wp14:anchorId="30F2AB61" wp14:editId="7A56AF60">
+          <wp:inline distT="0" distB="0" distL="0" distR="0" wp14:anchorId="526ED48B" wp14:editId="00DCC0BA">
             <wp:extent cx="2849880" cy="1432560"/>
             <wp:effectExtent l="0" t="0" r="7620" b="0"/>
             <wp:docPr id="2016814166" name="图片 2"/>
@@ -1532,46 +1500,16 @@
     </w:p>
     <w:p>
       <w:pPr>
-        <w:widowControl/>
-        <w:adjustRightInd w:val="0"/>
-        <w:jc w:val="left"/>
-        <w:rPr>
-          <w:rFonts w:ascii="Tahoma" w:eastAsia="微软雅黑" w:hAnsi="Tahoma"/>
-          <w:b/>
-          <w:bCs/>
-          <w:kern w:val="0"/>
-          <w:sz w:val="22"/>
-        </w:rPr>
-      </w:pPr>
-      <w:r>
-        <w:rPr>
-          <w:rFonts w:ascii="Tahoma" w:eastAsia="微软雅黑" w:hAnsi="Tahoma"/>
-          <w:b/>
-          <w:bCs/>
-          <w:kern w:val="0"/>
-          <w:sz w:val="22"/>
-        </w:rPr>
+        <w:pStyle w:val="4"/>
+      </w:pPr>
+      <w:r>
         <w:t>3</w:t>
       </w:r>
       <w:r>
         <w:rPr>
-          <w:rFonts w:ascii="Tahoma" w:eastAsia="微软雅黑" w:hAnsi="Tahoma" w:hint="eastAsia"/>
-          <w:b/>
-          <w:bCs/>
-          <w:kern w:val="0"/>
-          <w:sz w:val="22"/>
-        </w:rPr>
-        <w:t>）</w:t>
-      </w:r>
-      <w:r>
-        <w:rPr>
-          <w:rFonts w:ascii="Tahoma" w:eastAsia="微软雅黑" w:hAnsi="Tahoma" w:hint="eastAsia"/>
-          <w:b/>
-          <w:bCs/>
-          <w:kern w:val="0"/>
-          <w:sz w:val="22"/>
-        </w:rPr>
-        <w:t>开关触发介绍</w:t>
+          <w:rFonts w:hint="eastAsia"/>
+        </w:rPr>
+        <w:t>）开关触发介绍</w:t>
       </w:r>
     </w:p>
     <w:p>
@@ -1650,15 +1588,7 @@
           <w:kern w:val="0"/>
           <w:sz w:val="22"/>
         </w:rPr>
-        <w:t>弹丸事件</w:t>
-      </w:r>
-      <w:r>
-        <w:rPr>
-          <w:rFonts w:ascii="Tahoma" w:eastAsia="微软雅黑" w:hAnsi="Tahoma" w:hint="eastAsia"/>
-          <w:kern w:val="0"/>
-          <w:sz w:val="22"/>
-        </w:rPr>
-        <w:t>触发</w:t>
+        <w:t>弹丸事件触发</w:t>
       </w:r>
       <w:r>
         <w:rPr>
@@ -1674,23 +1604,7 @@
           <w:kern w:val="0"/>
           <w:sz w:val="22"/>
         </w:rPr>
-        <w:t>的基础</w:t>
-      </w:r>
-      <w:r>
-        <w:rPr>
-          <w:rFonts w:ascii="Tahoma" w:eastAsia="微软雅黑" w:hAnsi="Tahoma" w:hint="eastAsia"/>
-          <w:kern w:val="0"/>
-          <w:sz w:val="22"/>
-        </w:rPr>
-        <w:t>功能</w:t>
-      </w:r>
-      <w:r>
-        <w:rPr>
-          <w:rFonts w:ascii="Tahoma" w:eastAsia="微软雅黑" w:hAnsi="Tahoma" w:hint="eastAsia"/>
-          <w:kern w:val="0"/>
-          <w:sz w:val="22"/>
-        </w:rPr>
-        <w:t>。</w:t>
+        <w:t>的基础功能。</w:t>
       </w:r>
     </w:p>
     <w:p>
@@ -1727,23 +1641,7 @@
           <w:kern w:val="0"/>
           <w:sz w:val="22"/>
         </w:rPr>
-        <w:t>触发</w:t>
-      </w:r>
-      <w:r>
-        <w:rPr>
-          <w:rFonts w:ascii="Tahoma" w:eastAsia="微软雅黑" w:hAnsi="Tahoma" w:hint="eastAsia"/>
-          <w:kern w:val="0"/>
-          <w:sz w:val="22"/>
-        </w:rPr>
-        <w:t>转向，</w:t>
-      </w:r>
-      <w:r>
-        <w:rPr>
-          <w:rFonts w:ascii="Tahoma" w:eastAsia="微软雅黑" w:hAnsi="Tahoma" w:hint="eastAsia"/>
-          <w:kern w:val="0"/>
-          <w:sz w:val="22"/>
-        </w:rPr>
-        <w:t>制动开关实现</w:t>
+        <w:t>触发转向，制动开关实现</w:t>
       </w:r>
       <w:r>
         <w:rPr>
@@ -1775,23 +1673,7 @@
           <w:kern w:val="0"/>
           <w:sz w:val="22"/>
         </w:rPr>
-        <w:t>触发</w:t>
-      </w:r>
-      <w:r>
-        <w:rPr>
-          <w:rFonts w:ascii="Tahoma" w:eastAsia="微软雅黑" w:hAnsi="Tahoma" w:hint="eastAsia"/>
-          <w:kern w:val="0"/>
-          <w:sz w:val="22"/>
-        </w:rPr>
-        <w:t>爆炸流程</w:t>
-      </w:r>
-      <w:r>
-        <w:rPr>
-          <w:rFonts w:ascii="Tahoma" w:eastAsia="微软雅黑" w:hAnsi="Tahoma" w:hint="eastAsia"/>
-          <w:kern w:val="0"/>
-          <w:sz w:val="22"/>
-        </w:rPr>
-        <w:t>。</w:t>
+        <w:t>触发爆炸流程。</w:t>
       </w:r>
     </w:p>
     <w:p>
@@ -1816,7 +1698,7 @@
           <w:szCs w:val="24"/>
         </w:rPr>
         <w:drawing>
-          <wp:inline distT="0" distB="0" distL="0" distR="0" wp14:anchorId="4AAEA69D" wp14:editId="5BC66B31">
+          <wp:inline distT="0" distB="0" distL="0" distR="0" wp14:anchorId="2FDA4616" wp14:editId="63BF7B67">
             <wp:extent cx="2857500" cy="942982"/>
             <wp:effectExtent l="0" t="0" r="0" b="9525"/>
             <wp:docPr id="143156637" name="图片 3"/>
@@ -1887,7 +1769,7 @@
           <w:szCs w:val="24"/>
         </w:rPr>
         <w:drawing>
-          <wp:inline distT="0" distB="0" distL="0" distR="0" wp14:anchorId="516D1C5C" wp14:editId="40EBFDAA">
+          <wp:inline distT="0" distB="0" distL="0" distR="0" wp14:anchorId="43EE19B6" wp14:editId="205D43DF">
             <wp:extent cx="2880360" cy="909259"/>
             <wp:effectExtent l="0" t="0" r="0" b="5715"/>
             <wp:docPr id="117960663" name="图片 5"/>
@@ -1967,15 +1849,26 @@
           <w:rFonts w:hint="eastAsia"/>
         </w:rPr>
         <w:lastRenderedPageBreak/>
+        <w:t xml:space="preserve">===简易弹丸制作 - </w:t>
+      </w:r>
+      <w:r>
+        <w:rPr>
+          <w:rFonts w:hint="eastAsia"/>
+        </w:rPr>
         <w:t>从零开始设计（DIY）</w:t>
       </w:r>
+      <w:r>
+        <w:rPr>
+          <w:rFonts w:hint="eastAsia"/>
+        </w:rPr>
+        <w:t>===</w:t>
+      </w:r>
     </w:p>
     <w:p>
       <w:pPr>
         <w:pStyle w:val="3"/>
         <w:rPr>
           <w:rFonts w:hint="eastAsia"/>
-          <w:sz w:val="28"/>
         </w:rPr>
       </w:pPr>
       <w:bookmarkStart w:id="0" w:name="_设计一个菜单面板的场景"/>
@@ -1985,7 +1878,6 @@
       <w:r>
         <w:rPr>
           <w:rFonts w:hint="eastAsia"/>
-          <w:sz w:val="28"/>
         </w:rPr>
         <w:t>弹丸事件设计</w:t>
       </w:r>
@@ -5702,13 +5594,11 @@
         <w:pStyle w:val="3"/>
         <w:rPr>
           <w:rFonts w:hint="eastAsia"/>
-          <w:sz w:val="28"/>
         </w:rPr>
       </w:pPr>
       <w:r>
         <w:rPr>
           <w:rFonts w:hint="eastAsia"/>
-          <w:sz w:val="28"/>
         </w:rPr>
         <w:lastRenderedPageBreak/>
         <w:t>弹丸转向砖</w:t>
@@ -5716,7 +5606,6 @@
       <w:r>
         <w:rPr>
           <w:rFonts w:hint="eastAsia"/>
-          <w:sz w:val="28"/>
         </w:rPr>
         <w:t>设计</w:t>
       </w:r>
@@ -7786,13 +7675,11 @@
         <w:pStyle w:val="3"/>
         <w:rPr>
           <w:rFonts w:hint="eastAsia"/>
-          <w:sz w:val="28"/>
         </w:rPr>
       </w:pPr>
       <w:r>
         <w:rPr>
           <w:rFonts w:hint="eastAsia"/>
-          <w:sz w:val="28"/>
         </w:rPr>
         <w:lastRenderedPageBreak/>
         <w:t>石头设计</w:t>
@@ -9117,6 +9004,12 @@
           <w:rFonts w:hint="eastAsia"/>
         </w:rPr>
         <w:lastRenderedPageBreak/>
+        <w:t xml:space="preserve">===简易弹丸制作 - </w:t>
+      </w:r>
+      <w:r>
+        <w:rPr>
+          <w:rFonts w:hint="eastAsia"/>
+        </w:rPr>
         <w:t>常见问题</w:t>
       </w:r>
       <w:r>
@@ -9125,33 +9018,35 @@
         </w:rPr>
         <w:t>（FAQ）</w:t>
       </w:r>
+      <w:r>
+        <w:rPr>
+          <w:rFonts w:hint="eastAsia"/>
+        </w:rPr>
+        <w:t>===</w:t>
+      </w:r>
     </w:p>
     <w:p>
       <w:pPr>
         <w:pStyle w:val="3"/>
         <w:rPr>
           <w:rFonts w:hint="eastAsia"/>
-          <w:sz w:val="28"/>
         </w:rPr>
       </w:pPr>
       <w:r>
         <w:rPr>
           <w:rFonts w:hint="eastAsia"/>
-          <w:sz w:val="28"/>
         </w:rPr>
         <w:t>弹丸遇到地面瓦砾</w:t>
       </w:r>
       <w:r>
         <w:rPr>
           <w:rFonts w:hint="eastAsia"/>
-          <w:sz w:val="28"/>
         </w:rPr>
         <w:t>事件</w:t>
       </w:r>
       <w:r>
         <w:rPr>
           <w:rFonts w:hint="eastAsia"/>
-          <w:sz w:val="28"/>
         </w:rPr>
         <w:t>也会爆炸</w:t>
       </w:r>
@@ -9951,13 +9846,11 @@
         <w:pStyle w:val="3"/>
         <w:rPr>
           <w:rFonts w:hint="eastAsia"/>
-          <w:sz w:val="28"/>
         </w:rPr>
       </w:pPr>
       <w:r>
         <w:rPr>
           <w:rFonts w:hint="eastAsia"/>
-          <w:sz w:val="28"/>
         </w:rPr>
         <w:lastRenderedPageBreak/>
         <w:t>转向砖放在某事件上，无法再举起</w:t>
@@ -11042,7 +10935,6 @@
         <w:pStyle w:val="3"/>
         <w:rPr>
           <w:rFonts w:hint="eastAsia"/>
-          <w:sz w:val="28"/>
         </w:rPr>
       </w:pPr>
       <w:bookmarkStart w:id="3" w:name="_站在某事件上，无法举起面前的花盆"/>
@@ -11050,7 +10942,6 @@
       <w:r>
         <w:rPr>
           <w:rFonts w:hint="eastAsia"/>
-          <w:sz w:val="28"/>
         </w:rPr>
         <w:lastRenderedPageBreak/>
         <w:t>站</w:t>
@@ -11058,14 +10949,12 @@
       <w:r>
         <w:rPr>
           <w:rFonts w:hint="eastAsia"/>
-          <w:sz w:val="28"/>
         </w:rPr>
         <w:t>在某事件上，无法举起</w:t>
       </w:r>
       <w:r>
         <w:rPr>
           <w:rFonts w:hint="eastAsia"/>
-          <w:sz w:val="28"/>
         </w:rPr>
         <w:t>面前的花盆</w:t>
       </w:r>
@@ -12473,18 +12362,18 @@
     <w:uiPriority w:val="9"/>
     <w:unhideWhenUsed/>
     <w:qFormat/>
-    <w:rsid w:val="00AA0818"/>
+    <w:rsid w:val="0071171D"/>
     <w:pPr>
       <w:keepNext/>
       <w:keepLines/>
-      <w:spacing w:before="260" w:after="260" w:line="416" w:lineRule="auto"/>
+      <w:spacing w:before="120" w:after="120" w:line="415" w:lineRule="auto"/>
       <w:outlineLvl w:val="2"/>
     </w:pPr>
     <w:rPr>
       <w:b/>
       <w:bCs/>
-      <w:sz w:val="32"/>
-      <w:szCs w:val="32"/>
+      <w:sz w:val="28"/>
+      <w:szCs w:val="28"/>
     </w:rPr>
   </w:style>
   <w:style w:type="paragraph" w:styleId="4">
@@ -12764,12 +12653,12 @@
     <w:basedOn w:val="a0"/>
     <w:link w:val="3"/>
     <w:uiPriority w:val="9"/>
-    <w:rsid w:val="00AA0818"/>
+    <w:rsid w:val="0071171D"/>
     <w:rPr>
       <w:b/>
       <w:bCs/>
-      <w:sz w:val="32"/>
-      <w:szCs w:val="32"/>
+      <w:sz w:val="28"/>
+      <w:szCs w:val="28"/>
     </w:rPr>
   </w:style>
   <w:style w:type="paragraph" w:styleId="af1">
